--- a/ITE3006/content.docx
+++ b/ITE3006/content.docx
@@ -1,11 +1,11 @@
 
 <file path=word/document.xml><?xml version="1.0" encoding="utf-8"?>
-<w:document xmlns:wpc="http://schemas.microsoft.com/office/word/2010/wordprocessingCanvas" xmlns:cx="http://schemas.microsoft.com/office/drawing/2014/chartex" xmlns:cx1="http://schemas.microsoft.com/office/drawing/2015/9/8/chartex" xmlns:cx2="http://schemas.microsoft.com/office/drawing/2015/10/21/chartex" xmlns:cx3="http://schemas.microsoft.com/office/drawing/2016/5/9/chartex" xmlns:cx4="http://schemas.microsoft.com/office/drawing/2016/5/10/chartex" xmlns:cx5="http://schemas.microsoft.com/office/drawing/2016/5/11/chartex" xmlns:cx6="http://schemas.microsoft.com/office/drawing/2016/5/12/chartex" xmlns:cx7="http://schemas.microsoft.com/office/drawing/2016/5/13/chartex" xmlns:cx8="http://schemas.microsoft.com/office/drawing/2016/5/14/chartex" xmlns:mc="http://schemas.openxmlformats.org/markup-compatibility/2006" xmlns:aink="http://schemas.microsoft.com/office/drawing/2016/ink" xmlns:am3d="http://schemas.microsoft.com/office/drawing/2017/model3d" xmlns:o="urn:schemas-microsoft-com:office:office" xmlns:r="http://schemas.openxmlformats.org/officeDocument/2006/relationships" xmlns:m="http://schemas.openxmlformats.org/officeDocument/2006/math" xmlns:v="urn:schemas-microsoft-com:vml" xmlns:wp14="http://schemas.microsoft.com/office/word/2010/wordprocessingDrawing" xmlns:wp="http://schemas.openxmlformats.org/drawingml/2006/wordprocessingDrawing" xmlns:w10="urn:schemas-microsoft-com:office:word" xmlns:w="http://schemas.openxmlformats.org/wordprocessingml/2006/main" xmlns:w14="http://schemas.microsoft.com/office/word/2010/wordml" xmlns:w15="http://schemas.microsoft.com/office/word/2012/wordml" xmlns:w16cex="http://schemas.microsoft.com/office/word/2018/wordml/cex" xmlns:w16cid="http://schemas.microsoft.com/office/word/2016/wordml/cid" xmlns:w16="http://schemas.microsoft.com/office/word/2018/wordml" xmlns:w16sdtdh="http://schemas.microsoft.com/office/word/2020/wordml/sdtdatahash" xmlns:w16se="http://schemas.microsoft.com/office/word/2015/wordml/symex" xmlns:wpg="http://schemas.microsoft.com/office/word/2010/wordprocessingGroup" xmlns:wpi="http://schemas.microsoft.com/office/word/2010/wordprocessingInk" xmlns:wne="http://schemas.microsoft.com/office/word/2006/wordml" xmlns:wps="http://schemas.microsoft.com/office/word/2010/wordprocessingShape" mc:Ignorable="w14 w15 w16se w16cid w16 w16cex w16sdtdh wp14">
+<w:document xmlns:wpc="http://schemas.microsoft.com/office/word/2010/wordprocessingCanvas" xmlns:cx="http://schemas.microsoft.com/office/drawing/2014/chartex" xmlns:cx1="http://schemas.microsoft.com/office/drawing/2015/9/8/chartex" xmlns:cx2="http://schemas.microsoft.com/office/drawing/2015/10/21/chartex" xmlns:cx3="http://schemas.microsoft.com/office/drawing/2016/5/9/chartex" xmlns:cx4="http://schemas.microsoft.com/office/drawing/2016/5/10/chartex" xmlns:cx5="http://schemas.microsoft.com/office/drawing/2016/5/11/chartex" xmlns:cx6="http://schemas.microsoft.com/office/drawing/2016/5/12/chartex" xmlns:cx7="http://schemas.microsoft.com/office/drawing/2016/5/13/chartex" xmlns:cx8="http://schemas.microsoft.com/office/drawing/2016/5/14/chartex" xmlns:mc="http://schemas.openxmlformats.org/markup-compatibility/2006" xmlns:aink="http://schemas.microsoft.com/office/drawing/2016/ink" xmlns:am3d="http://schemas.microsoft.com/office/drawing/2017/model3d" xmlns:o="urn:schemas-microsoft-com:office:office" xmlns:oel="http://schemas.microsoft.com/office/2019/extlst" xmlns:r="http://schemas.openxmlformats.org/officeDocument/2006/relationships" xmlns:m="http://schemas.openxmlformats.org/officeDocument/2006/math" xmlns:v="urn:schemas-microsoft-com:vml" xmlns:wp14="http://schemas.microsoft.com/office/word/2010/wordprocessingDrawing" xmlns:wp="http://schemas.openxmlformats.org/drawingml/2006/wordprocessingDrawing" xmlns:w10="urn:schemas-microsoft-com:office:word" xmlns:w="http://schemas.openxmlformats.org/wordprocessingml/2006/main" xmlns:w14="http://schemas.microsoft.com/office/word/2010/wordml" xmlns:w15="http://schemas.microsoft.com/office/word/2012/wordml" xmlns:w16cex="http://schemas.microsoft.com/office/word/2018/wordml/cex" xmlns:w16cid="http://schemas.microsoft.com/office/word/2016/wordml/cid" xmlns:w16="http://schemas.microsoft.com/office/word/2018/wordml" xmlns:w16sdtdh="http://schemas.microsoft.com/office/word/2020/wordml/sdtdatahash" xmlns:w16se="http://schemas.microsoft.com/office/word/2015/wordml/symex" xmlns:wpg="http://schemas.microsoft.com/office/word/2010/wordprocessingGroup" xmlns:wpi="http://schemas.microsoft.com/office/word/2010/wordprocessingInk" xmlns:wne="http://schemas.microsoft.com/office/word/2006/wordml" xmlns:wps="http://schemas.microsoft.com/office/word/2010/wordprocessingShape" mc:Ignorable="w14 w15 w16se w16cid w16 w16cex w16sdtdh wp14">
   <w:body>
     <w:p/>
     <w:tbl>
       <w:tblPr>
-        <w:tblStyle w:val="TableGrid"/>
+        <w:tblStyle w:val="a4"/>
         <w:tblW w:w="0" w:type="auto"/>
         <w:tblLook w:val="04A0" w:firstRow="1" w:lastRow="0" w:firstColumn="1" w:lastColumn="0" w:noHBand="0" w:noVBand="1"/>
       </w:tblPr>
@@ -17,7 +17,6 @@
         <w:tc>
           <w:tcPr>
             <w:tcW w:w="2263" w:type="dxa"/>
-            <w:tcMar/>
           </w:tcPr>
           <w:p>
             <w:r>
@@ -29,11 +28,10 @@
         <w:tc>
           <w:tcPr>
             <w:tcW w:w="6033" w:type="dxa"/>
-            <w:tcMar/>
           </w:tcPr>
           <w:p>
             <w:pPr>
-              <w:pStyle w:val="ListParagraph"/>
+              <w:pStyle w:val="a3"/>
               <w:numPr>
                 <w:ilvl w:val="0"/>
                 <w:numId w:val="1"/>
@@ -61,7 +59,7 @@
           </w:p>
           <w:p>
             <w:pPr>
-              <w:pStyle w:val="ListParagraph"/>
+              <w:pStyle w:val="a3"/>
               <w:numPr>
                 <w:ilvl w:val="0"/>
                 <w:numId w:val="1"/>
@@ -80,7 +78,7 @@
           </w:p>
           <w:p>
             <w:pPr>
-              <w:pStyle w:val="ListParagraph"/>
+              <w:pStyle w:val="a3"/>
               <w:numPr>
                 <w:ilvl w:val="0"/>
                 <w:numId w:val="1"/>
@@ -93,7 +91,7 @@
           </w:p>
           <w:p>
             <w:pPr>
-              <w:pStyle w:val="ListParagraph"/>
+              <w:pStyle w:val="a3"/>
               <w:numPr>
                 <w:ilvl w:val="0"/>
                 <w:numId w:val="1"/>
@@ -115,7 +113,7 @@
           </w:p>
           <w:p>
             <w:pPr>
-              <w:pStyle w:val="ListParagraph"/>
+              <w:pStyle w:val="a3"/>
               <w:numPr>
                 <w:ilvl w:val="0"/>
                 <w:numId w:val="1"/>
@@ -134,7 +132,7 @@
           </w:p>
           <w:p>
             <w:pPr>
-              <w:pStyle w:val="ListParagraph"/>
+              <w:pStyle w:val="a3"/>
               <w:numPr>
                 <w:ilvl w:val="0"/>
                 <w:numId w:val="1"/>
@@ -150,7 +148,7 @@
           </w:p>
           <w:p>
             <w:pPr>
-              <w:pStyle w:val="ListParagraph"/>
+              <w:pStyle w:val="a3"/>
               <w:numPr>
                 <w:ilvl w:val="0"/>
                 <w:numId w:val="1"/>
@@ -178,7 +176,7 @@
           </w:p>
           <w:p>
             <w:pPr>
-              <w:pStyle w:val="ListParagraph"/>
+              <w:pStyle w:val="a3"/>
               <w:numPr>
                 <w:ilvl w:val="0"/>
                 <w:numId w:val="1"/>
@@ -204,16 +202,24 @@
         <w:tc>
           <w:tcPr>
             <w:tcW w:w="2263" w:type="dxa"/>
-            <w:tcMar/>
           </w:tcPr>
           <w:p>
+            <w:pPr>
+              <w:rPr>
+                <w:strike/>
+              </w:rPr>
+            </w:pPr>
             <w:r>
               <w:rPr>
                 <w:rFonts w:hint="eastAsia"/>
+                <w:strike/>
               </w:rPr>
               <w:t>F</w:t>
             </w:r>
             <w:r>
+              <w:rPr>
+                <w:strike/>
+              </w:rPr>
               <w:t>ixtures(Liverpool)</w:t>
             </w:r>
           </w:p>
@@ -221,16 +227,17 @@
         <w:tc>
           <w:tcPr>
             <w:tcW w:w="6033" w:type="dxa"/>
-            <w:tcMar/>
           </w:tcPr>
           <w:p>
             <w:pPr>
               <w:rPr>
+                <w:strike/>
                 <w:highlight w:val="yellow"/>
               </w:rPr>
             </w:pPr>
             <w:r>
               <w:rPr>
+                <w:strike/>
                 <w:highlight w:val="yellow"/>
               </w:rPr>
               <w:t>(Norwich City)</w:t>
@@ -242,7 +249,6 @@
         <w:tc>
           <w:tcPr>
             <w:tcW w:w="2263" w:type="dxa"/>
-            <w:tcMar/>
           </w:tcPr>
           <w:p>
             <w:r>
@@ -252,7 +258,15 @@
               <w:t>R</w:t>
             </w:r>
             <w:r>
-              <w:t>esult(Liverpool, Bournemount)</w:t>
+              <w:t xml:space="preserve">esult(Liverpool, </w:t>
+            </w:r>
+            <w:proofErr w:type="spellStart"/>
+            <w:r>
+              <w:t>Bournemount</w:t>
+            </w:r>
+            <w:proofErr w:type="spellEnd"/>
+            <w:r>
+              <w:t>)</w:t>
             </w:r>
           </w:p>
           <w:p/>
@@ -260,46 +274,75 @@
         <w:tc>
           <w:tcPr>
             <w:tcW w:w="6033" w:type="dxa"/>
-            <w:tcMar/>
           </w:tcPr>
           <w:p>
             <w:pPr>
-              <w:pStyle w:val="ListParagraph"/>
+              <w:pStyle w:val="a3"/>
               <w:numPr>
                 <w:ilvl w:val="0"/>
                 <w:numId w:val="3"/>
               </w:numPr>
               <w:ind w:leftChars="0"/>
+              <w:rPr>
+                <w:strike/>
+              </w:rPr>
             </w:pPr>
             <w:r>
-              <w:t>Match Center</w:t>
-            </w:r>
-            <w:r>
+              <w:rPr>
+                <w:strike/>
+              </w:rPr>
+              <w:t xml:space="preserve">Match </w:t>
+            </w:r>
+            <w:proofErr w:type="spellStart"/>
+            <w:r>
+              <w:rPr>
+                <w:strike/>
+              </w:rPr>
+              <w:t>Center</w:t>
+            </w:r>
+            <w:proofErr w:type="spellEnd"/>
+            <w:r>
+              <w:rPr>
+                <w:strike/>
+              </w:rPr>
               <w:t>(Link to PL Website)</w:t>
             </w:r>
           </w:p>
           <w:p>
             <w:pPr>
-              <w:pStyle w:val="ListParagraph"/>
+              <w:pStyle w:val="a3"/>
               <w:numPr>
                 <w:ilvl w:val="0"/>
                 <w:numId w:val="3"/>
               </w:numPr>
               <w:ind w:leftChars="0"/>
+              <w:rPr>
+                <w:strike/>
+              </w:rPr>
             </w:pPr>
             <w:r>
               <w:rPr>
                 <w:rFonts w:hint="eastAsia"/>
+                <w:strike/>
               </w:rPr>
               <w:t>H</w:t>
             </w:r>
             <w:r>
+              <w:rPr>
+                <w:strike/>
+              </w:rPr>
               <w:t>ighlight(</w:t>
             </w:r>
             <w:r>
+              <w:rPr>
+                <w:strike/>
+              </w:rPr>
               <w:t>YouTube</w:t>
             </w:r>
             <w:r>
+              <w:rPr>
+                <w:strike/>
+              </w:rPr>
               <w:t>)</w:t>
             </w:r>
           </w:p>
@@ -310,7 +353,6 @@
         <w:tc>
           <w:tcPr>
             <w:tcW w:w="2263" w:type="dxa"/>
-            <w:tcMar/>
           </w:tcPr>
           <w:p>
             <w:r>
@@ -321,11 +363,36 @@
         <w:tc>
           <w:tcPr>
             <w:tcW w:w="6033" w:type="dxa"/>
-            <w:tcMar/>
           </w:tcPr>
           <w:p>
             <w:pPr>
-              <w:pStyle w:val="ListParagraph"/>
+              <w:pStyle w:val="a3"/>
+              <w:numPr>
+                <w:ilvl w:val="0"/>
+                <w:numId w:val="5"/>
+              </w:numPr>
+              <w:ind w:leftChars="0"/>
+              <w:rPr>
+                <w:strike/>
+              </w:rPr>
+            </w:pPr>
+            <w:r>
+              <w:rPr>
+                <w:rFonts w:hint="eastAsia"/>
+                <w:strike/>
+              </w:rPr>
+              <w:t>P</w:t>
+            </w:r>
+            <w:r>
+              <w:rPr>
+                <w:strike/>
+              </w:rPr>
+              <w:t>L</w:t>
+            </w:r>
+          </w:p>
+          <w:p>
+            <w:pPr>
+              <w:pStyle w:val="a3"/>
               <w:numPr>
                 <w:ilvl w:val="0"/>
                 <w:numId w:val="5"/>
@@ -335,29 +402,14 @@
             <w:r>
               <w:rPr>
                 <w:rFonts w:hint="eastAsia"/>
-              </w:rPr>
-              <w:t>P</w:t>
-            </w:r>
-            <w:r>
-              <w:t>L</w:t>
-            </w:r>
-          </w:p>
-          <w:p>
-            <w:pPr>
-              <w:pStyle w:val="ListParagraph"/>
-              <w:numPr>
-                <w:ilvl w:val="0"/>
-                <w:numId w:val="5"/>
-              </w:numPr>
-              <w:ind w:leftChars="0"/>
-            </w:pPr>
-            <w:r>
-              <w:rPr>
-                <w:rFonts w:hint="eastAsia"/>
+                <w:strike/>
               </w:rPr>
               <w:t>C</w:t>
             </w:r>
             <w:r>
+              <w:rPr>
+                <w:strike/>
+              </w:rPr>
               <w:t>hampion League</w:t>
             </w:r>
           </w:p>
@@ -367,7 +419,6 @@
         <w:tc>
           <w:tcPr>
             <w:tcW w:w="2263" w:type="dxa"/>
-            <w:tcMar/>
           </w:tcPr>
           <w:p>
             <w:r>
@@ -379,8 +430,13 @@
             <w:r>
               <w:t>layer (</w:t>
             </w:r>
-            <w:r>
-              <w:t xml:space="preserve">ManCity/ </w:t>
+            <w:proofErr w:type="spellStart"/>
+            <w:r>
+              <w:t>ManCity</w:t>
+            </w:r>
+            <w:proofErr w:type="spellEnd"/>
+            <w:r>
+              <w:t xml:space="preserve">/ </w:t>
             </w:r>
             <w:r>
               <w:t>Fulham</w:t>
@@ -393,16 +449,21 @@
         <w:tc>
           <w:tcPr>
             <w:tcW w:w="6033" w:type="dxa"/>
-            <w:tcMar/>
           </w:tcPr>
           <w:p>
             <w:r>
-              <w:t>Player Page: Man city</w:t>
+              <w:t xml:space="preserve">Player Page: </w:t>
+            </w:r>
+            <w:r>
+              <w:t>Fulham (Scale larger when hover)</w:t>
             </w:r>
           </w:p>
           <w:p>
             <w:r>
               <w:t>Player Detail: Fulham</w:t>
+            </w:r>
+            <w:r>
+              <w:t xml:space="preserve"> + Man city</w:t>
             </w:r>
           </w:p>
         </w:tc>
@@ -411,7 +472,6 @@
         <w:tc>
           <w:tcPr>
             <w:tcW w:w="2263" w:type="dxa"/>
-            <w:tcMar/>
           </w:tcPr>
           <w:p>
             <w:r>
@@ -428,7 +488,6 @@
         <w:tc>
           <w:tcPr>
             <w:tcW w:w="6033" w:type="dxa"/>
-            <w:tcMar/>
           </w:tcPr>
           <w:p/>
         </w:tc>
@@ -437,16 +496,24 @@
         <w:tc>
           <w:tcPr>
             <w:tcW w:w="2263" w:type="dxa"/>
-            <w:tcMar/>
           </w:tcPr>
           <w:p>
+            <w:pPr>
+              <w:rPr>
+                <w:strike/>
+              </w:rPr>
+            </w:pPr>
             <w:r>
               <w:rPr>
                 <w:rFonts w:hint="eastAsia"/>
+                <w:strike/>
               </w:rPr>
               <w:t>S</w:t>
             </w:r>
             <w:r>
+              <w:rPr>
+                <w:strike/>
+              </w:rPr>
               <w:t>tadium</w:t>
             </w:r>
           </w:p>
@@ -454,16 +521,55 @@
         <w:tc>
           <w:tcPr>
             <w:tcW w:w="6033" w:type="dxa"/>
-            <w:tcMar/>
           </w:tcPr>
-          <w:p/>
+          <w:p>
+            <w:pPr>
+              <w:rPr>
+                <w:strike/>
+              </w:rPr>
+            </w:pPr>
+            <w:r>
+              <w:rPr>
+                <w:rFonts w:hint="eastAsia"/>
+                <w:strike/>
+              </w:rPr>
+              <w:t>(</w:t>
+            </w:r>
+            <w:proofErr w:type="gramStart"/>
+            <w:r>
+              <w:rPr>
+                <w:strike/>
+              </w:rPr>
+              <w:t>ac</w:t>
+            </w:r>
+            <w:proofErr w:type="gramEnd"/>
+            <w:r>
+              <w:rPr>
+                <w:strike/>
+              </w:rPr>
+              <w:t xml:space="preserve"> </w:t>
+            </w:r>
+            <w:proofErr w:type="spellStart"/>
+            <w:r>
+              <w:rPr>
+                <w:strike/>
+              </w:rPr>
+              <w:t>milian</w:t>
+            </w:r>
+            <w:proofErr w:type="spellEnd"/>
+            <w:r>
+              <w:rPr>
+                <w:strike/>
+              </w:rPr>
+              <w:t>)</w:t>
+            </w:r>
+          </w:p>
         </w:tc>
       </w:tr>
       <w:tr>
         <w:tc>
           <w:tcPr>
             <w:tcW w:w="2263" w:type="dxa"/>
-            <w:tcMar/>
           </w:tcPr>
           <w:p>
             <w:r>
@@ -484,7 +590,15 @@
               <w:t>(</w:t>
             </w:r>
             <w:r>
-              <w:t>Hall of Frame)</w:t>
+              <w:t xml:space="preserve">Hall of </w:t>
+            </w:r>
+            <w:proofErr w:type="spellStart"/>
+            <w:r>
+              <w:t>Frame</w:t>
+            </w:r>
+            <w:proofErr w:type="spellEnd"/>
+            <w:r>
+              <w:t>)</w:t>
             </w:r>
           </w:p>
           <w:p>
@@ -495,18 +609,25 @@
               <w:t>(</w:t>
             </w:r>
             <w:r>
-              <w:t>AC Milian)</w:t>
+              <w:t xml:space="preserve">AC </w:t>
+            </w:r>
+            <w:proofErr w:type="spellStart"/>
+            <w:r>
+              <w:t>Milian</w:t>
+            </w:r>
+            <w:proofErr w:type="spellEnd"/>
+            <w:r>
+              <w:t>)</w:t>
             </w:r>
           </w:p>
         </w:tc>
         <w:tc>
           <w:tcPr>
             <w:tcW w:w="6033" w:type="dxa"/>
-            <w:tcMar/>
           </w:tcPr>
           <w:p>
             <w:pPr>
-              <w:pStyle w:val="ListParagraph"/>
+              <w:pStyle w:val="a3"/>
               <w:numPr>
                 <w:ilvl w:val="0"/>
                 <w:numId w:val="6"/>
@@ -525,7 +646,7 @@
           </w:p>
           <w:p>
             <w:pPr>
-              <w:pStyle w:val="ListParagraph"/>
+              <w:pStyle w:val="a3"/>
               <w:numPr>
                 <w:ilvl w:val="0"/>
                 <w:numId w:val="6"/>
@@ -544,7 +665,7 @@
           </w:p>
           <w:p>
             <w:pPr>
-              <w:pStyle w:val="ListParagraph"/>
+              <w:pStyle w:val="a3"/>
               <w:numPr>
                 <w:ilvl w:val="0"/>
                 <w:numId w:val="6"/>
@@ -566,7 +687,7 @@
           </w:p>
           <w:p>
             <w:pPr>
-              <w:pStyle w:val="ListParagraph"/>
+              <w:pStyle w:val="a3"/>
               <w:numPr>
                 <w:ilvl w:val="0"/>
                 <w:numId w:val="6"/>
@@ -589,7 +710,6 @@
         <w:tc>
           <w:tcPr>
             <w:tcW w:w="2263" w:type="dxa"/>
-            <w:tcMar/>
           </w:tcPr>
           <w:p>
             <w:r>
@@ -606,11 +726,10 @@
         <w:tc>
           <w:tcPr>
             <w:tcW w:w="6033" w:type="dxa"/>
-            <w:tcMar/>
           </w:tcPr>
           <w:p>
             <w:pPr>
-              <w:pStyle w:val="ListParagraph"/>
+              <w:pStyle w:val="a3"/>
               <w:numPr>
                 <w:ilvl w:val="0"/>
                 <w:numId w:val="7"/>
@@ -633,7 +752,6 @@
         <w:tc>
           <w:tcPr>
             <w:tcW w:w="2263" w:type="dxa"/>
-            <w:tcMar/>
           </w:tcPr>
           <w:p>
             <w:r>
@@ -650,11 +768,10 @@
         <w:tc>
           <w:tcPr>
             <w:tcW w:w="6033" w:type="dxa"/>
-            <w:tcMar/>
           </w:tcPr>
           <w:p>
             <w:pPr>
-              <w:pStyle w:val="ListParagraph"/>
+              <w:pStyle w:val="a3"/>
               <w:numPr>
                 <w:ilvl w:val="0"/>
                 <w:numId w:val="7"/>
@@ -673,7 +790,7 @@
           </w:p>
           <w:p>
             <w:pPr>
-              <w:pStyle w:val="ListParagraph"/>
+              <w:pStyle w:val="a3"/>
               <w:numPr>
                 <w:ilvl w:val="0"/>
                 <w:numId w:val="7"/>
@@ -696,7 +813,6 @@
         <w:tc>
           <w:tcPr>
             <w:tcW w:w="2263" w:type="dxa"/>
-            <w:tcMar/>
           </w:tcPr>
           <w:p>
             <w:r>
@@ -713,20 +829,68 @@
         <w:tc>
           <w:tcPr>
             <w:tcW w:w="6033" w:type="dxa"/>
-            <w:tcMar/>
           </w:tcPr>
           <w:p>
             <w:pPr>
-              <w:pStyle w:val="ListParagraph"/>
-              <w:ind w:left="960" w:leftChars="0"/>
+              <w:pStyle w:val="a3"/>
+              <w:ind w:leftChars="0" w:left="960"/>
             </w:pPr>
+          </w:p>
+        </w:tc>
+      </w:tr>
+      <w:tr>
+        <w:tc>
+          <w:tcPr>
+            <w:tcW w:w="2263" w:type="dxa"/>
+          </w:tcPr>
+          <w:p>
+            <w:r>
+              <w:lastRenderedPageBreak/>
+              <w:t>About us</w:t>
+            </w:r>
+          </w:p>
+          <w:p>
+            <w:r>
+              <w:t>(TG Source)</w:t>
+            </w:r>
+          </w:p>
+        </w:tc>
+        <w:tc>
+          <w:tcPr>
+            <w:tcW w:w="6033" w:type="dxa"/>
+          </w:tcPr>
+          <w:p>
+            <w:pPr>
+              <w:pStyle w:val="a3"/>
+              <w:numPr>
+                <w:ilvl w:val="0"/>
+                <w:numId w:val="9"/>
+              </w:numPr>
+              <w:ind w:leftChars="0"/>
+            </w:pPr>
+            <w:r>
+              <w:t>About</w:t>
+            </w:r>
+          </w:p>
+          <w:p>
+            <w:pPr>
+              <w:pStyle w:val="a3"/>
+              <w:numPr>
+                <w:ilvl w:val="0"/>
+                <w:numId w:val="9"/>
+              </w:numPr>
+              <w:ind w:leftChars="0"/>
+            </w:pPr>
+            <w:r>
+              <w:t>Contact Form</w:t>
+            </w:r>
           </w:p>
         </w:tc>
       </w:tr>
     </w:tbl>
     <w:p/>
     <w:sectPr>
-      <w:pgSz w:w="11906" w:h="16838" w:orient="portrait"/>
+      <w:pgSz w:w="11906" w:h="16838"/>
       <w:pgMar w:top="1440" w:right="1800" w:bottom="1440" w:left="1800" w:header="851" w:footer="992" w:gutter="0"/>
       <w:cols w:space="425"/>
       <w:docGrid w:type="lines" w:linePitch="360"/>
@@ -736,7 +900,7 @@
 </file>
 
 <file path=word/numbering.xml><?xml version="1.0" encoding="utf-8"?>
-<w:numbering xmlns:wpc="http://schemas.microsoft.com/office/word/2010/wordprocessingCanvas" xmlns:cx="http://schemas.microsoft.com/office/drawing/2014/chartex" xmlns:cx1="http://schemas.microsoft.com/office/drawing/2015/9/8/chartex" xmlns:cx2="http://schemas.microsoft.com/office/drawing/2015/10/21/chartex" xmlns:cx3="http://schemas.microsoft.com/office/drawing/2016/5/9/chartex" xmlns:cx4="http://schemas.microsoft.com/office/drawing/2016/5/10/chartex" xmlns:cx5="http://schemas.microsoft.com/office/drawing/2016/5/11/chartex" xmlns:cx6="http://schemas.microsoft.com/office/drawing/2016/5/12/chartex" xmlns:cx7="http://schemas.microsoft.com/office/drawing/2016/5/13/chartex" xmlns:cx8="http://schemas.microsoft.com/office/drawing/2016/5/14/chartex" xmlns:mc="http://schemas.openxmlformats.org/markup-compatibility/2006" xmlns:aink="http://schemas.microsoft.com/office/drawing/2016/ink" xmlns:am3d="http://schemas.microsoft.com/office/drawing/2017/model3d" xmlns:o="urn:schemas-microsoft-com:office:office" xmlns:r="http://schemas.openxmlformats.org/officeDocument/2006/relationships" xmlns:m="http://schemas.openxmlformats.org/officeDocument/2006/math" xmlns:v="urn:schemas-microsoft-com:vml" xmlns:wp14="http://schemas.microsoft.com/office/word/2010/wordprocessingDrawing" xmlns:wp="http://schemas.openxmlformats.org/drawingml/2006/wordprocessingDrawing" xmlns:w10="urn:schemas-microsoft-com:office:word" xmlns:w="http://schemas.openxmlformats.org/wordprocessingml/2006/main" xmlns:w14="http://schemas.microsoft.com/office/word/2010/wordml" xmlns:w15="http://schemas.microsoft.com/office/word/2012/wordml" xmlns:w16cex="http://schemas.microsoft.com/office/word/2018/wordml/cex" xmlns:w16cid="http://schemas.microsoft.com/office/word/2016/wordml/cid" xmlns:w16="http://schemas.microsoft.com/office/word/2018/wordml" xmlns:w16sdtdh="http://schemas.microsoft.com/office/word/2020/wordml/sdtdatahash" xmlns:w16se="http://schemas.microsoft.com/office/word/2015/wordml/symex" xmlns:wpg="http://schemas.microsoft.com/office/word/2010/wordprocessingGroup" xmlns:wpi="http://schemas.microsoft.com/office/word/2010/wordprocessingInk" xmlns:wne="http://schemas.microsoft.com/office/word/2006/wordml" xmlns:wps="http://schemas.microsoft.com/office/word/2010/wordprocessingShape" mc:Ignorable="w14 w15 w16se w16cid w16 w16cex w16sdtdh wp14">
+<w:numbering xmlns:wpc="http://schemas.microsoft.com/office/word/2010/wordprocessingCanvas" xmlns:cx="http://schemas.microsoft.com/office/drawing/2014/chartex" xmlns:cx1="http://schemas.microsoft.com/office/drawing/2015/9/8/chartex" xmlns:cx2="http://schemas.microsoft.com/office/drawing/2015/10/21/chartex" xmlns:cx3="http://schemas.microsoft.com/office/drawing/2016/5/9/chartex" xmlns:cx4="http://schemas.microsoft.com/office/drawing/2016/5/10/chartex" xmlns:cx5="http://schemas.microsoft.com/office/drawing/2016/5/11/chartex" xmlns:cx6="http://schemas.microsoft.com/office/drawing/2016/5/12/chartex" xmlns:cx7="http://schemas.microsoft.com/office/drawing/2016/5/13/chartex" xmlns:cx8="http://schemas.microsoft.com/office/drawing/2016/5/14/chartex" xmlns:mc="http://schemas.openxmlformats.org/markup-compatibility/2006" xmlns:aink="http://schemas.microsoft.com/office/drawing/2016/ink" xmlns:am3d="http://schemas.microsoft.com/office/drawing/2017/model3d" xmlns:o="urn:schemas-microsoft-com:office:office" xmlns:oel="http://schemas.microsoft.com/office/2019/extlst" xmlns:r="http://schemas.openxmlformats.org/officeDocument/2006/relationships" xmlns:m="http://schemas.openxmlformats.org/officeDocument/2006/math" xmlns:v="urn:schemas-microsoft-com:vml" xmlns:wp14="http://schemas.microsoft.com/office/word/2010/wordprocessingDrawing" xmlns:wp="http://schemas.openxmlformats.org/drawingml/2006/wordprocessingDrawing" xmlns:w10="urn:schemas-microsoft-com:office:word" xmlns:w="http://schemas.openxmlformats.org/wordprocessingml/2006/main" xmlns:w14="http://schemas.microsoft.com/office/word/2010/wordml" xmlns:w15="http://schemas.microsoft.com/office/word/2012/wordml" xmlns:w16cex="http://schemas.microsoft.com/office/word/2018/wordml/cex" xmlns:w16cid="http://schemas.microsoft.com/office/word/2016/wordml/cid" xmlns:w16="http://schemas.microsoft.com/office/word/2018/wordml" xmlns:w16sdtdh="http://schemas.microsoft.com/office/word/2020/wordml/sdtdatahash" xmlns:w16se="http://schemas.microsoft.com/office/word/2015/wordml/symex" xmlns:wpg="http://schemas.microsoft.com/office/word/2010/wordprocessingGroup" xmlns:wpi="http://schemas.microsoft.com/office/word/2010/wordprocessingInk" xmlns:wne="http://schemas.microsoft.com/office/word/2006/wordml" xmlns:wps="http://schemas.microsoft.com/office/word/2010/wordprocessingShape" mc:Ignorable="w14 w15 w16se w16cid w16 w16cex w16sdtdh wp14">
   <w:abstractNum w:abstractNumId="0" w15:restartNumberingAfterBreak="0">
     <w:nsid w:val="15A34355"/>
     <w:multiLevelType w:val="hybridMultilevel"/>
@@ -750,7 +914,7 @@
         <w:ind w:left="960" w:hanging="480"/>
       </w:pPr>
       <w:rPr>
-        <w:rFonts w:hint="default" w:ascii="Wingdings" w:hAnsi="Wingdings"/>
+        <w:rFonts w:ascii="Wingdings" w:hAnsi="Wingdings" w:hint="default"/>
       </w:rPr>
     </w:lvl>
     <w:lvl w:ilvl="1" w:tplc="04090003" w:tentative="1">
@@ -762,7 +926,7 @@
         <w:ind w:left="1440" w:hanging="480"/>
       </w:pPr>
       <w:rPr>
-        <w:rFonts w:hint="default" w:ascii="Wingdings" w:hAnsi="Wingdings"/>
+        <w:rFonts w:ascii="Wingdings" w:hAnsi="Wingdings" w:hint="default"/>
       </w:rPr>
     </w:lvl>
     <w:lvl w:ilvl="2" w:tplc="04090005" w:tentative="1">
@@ -774,7 +938,7 @@
         <w:ind w:left="1920" w:hanging="480"/>
       </w:pPr>
       <w:rPr>
-        <w:rFonts w:hint="default" w:ascii="Wingdings" w:hAnsi="Wingdings"/>
+        <w:rFonts w:ascii="Wingdings" w:hAnsi="Wingdings" w:hint="default"/>
       </w:rPr>
     </w:lvl>
     <w:lvl w:ilvl="3" w:tplc="04090001" w:tentative="1">
@@ -786,7 +950,7 @@
         <w:ind w:left="2400" w:hanging="480"/>
       </w:pPr>
       <w:rPr>
-        <w:rFonts w:hint="default" w:ascii="Wingdings" w:hAnsi="Wingdings"/>
+        <w:rFonts w:ascii="Wingdings" w:hAnsi="Wingdings" w:hint="default"/>
       </w:rPr>
     </w:lvl>
     <w:lvl w:ilvl="4" w:tplc="04090003" w:tentative="1">
@@ -798,7 +962,7 @@
         <w:ind w:left="2880" w:hanging="480"/>
       </w:pPr>
       <w:rPr>
-        <w:rFonts w:hint="default" w:ascii="Wingdings" w:hAnsi="Wingdings"/>
+        <w:rFonts w:ascii="Wingdings" w:hAnsi="Wingdings" w:hint="default"/>
       </w:rPr>
     </w:lvl>
     <w:lvl w:ilvl="5" w:tplc="04090005" w:tentative="1">
@@ -810,7 +974,7 @@
         <w:ind w:left="3360" w:hanging="480"/>
       </w:pPr>
       <w:rPr>
-        <w:rFonts w:hint="default" w:ascii="Wingdings" w:hAnsi="Wingdings"/>
+        <w:rFonts w:ascii="Wingdings" w:hAnsi="Wingdings" w:hint="default"/>
       </w:rPr>
     </w:lvl>
     <w:lvl w:ilvl="6" w:tplc="04090001" w:tentative="1">
@@ -822,7 +986,7 @@
         <w:ind w:left="3840" w:hanging="480"/>
       </w:pPr>
       <w:rPr>
-        <w:rFonts w:hint="default" w:ascii="Wingdings" w:hAnsi="Wingdings"/>
+        <w:rFonts w:ascii="Wingdings" w:hAnsi="Wingdings" w:hint="default"/>
       </w:rPr>
     </w:lvl>
     <w:lvl w:ilvl="7" w:tplc="04090003" w:tentative="1">
@@ -834,7 +998,7 @@
         <w:ind w:left="4320" w:hanging="480"/>
       </w:pPr>
       <w:rPr>
-        <w:rFonts w:hint="default" w:ascii="Wingdings" w:hAnsi="Wingdings"/>
+        <w:rFonts w:ascii="Wingdings" w:hAnsi="Wingdings" w:hint="default"/>
       </w:rPr>
     </w:lvl>
     <w:lvl w:ilvl="8" w:tplc="04090005" w:tentative="1">
@@ -846,7 +1010,7 @@
         <w:ind w:left="4800" w:hanging="480"/>
       </w:pPr>
       <w:rPr>
-        <w:rFonts w:hint="default" w:ascii="Wingdings" w:hAnsi="Wingdings"/>
+        <w:rFonts w:ascii="Wingdings" w:hAnsi="Wingdings" w:hint="default"/>
       </w:rPr>
     </w:lvl>
   </w:abstractNum>
@@ -863,7 +1027,7 @@
         <w:ind w:left="960" w:hanging="480"/>
       </w:pPr>
       <w:rPr>
-        <w:rFonts w:hint="default" w:ascii="Wingdings" w:hAnsi="Wingdings"/>
+        <w:rFonts w:ascii="Wingdings" w:hAnsi="Wingdings" w:hint="default"/>
       </w:rPr>
     </w:lvl>
     <w:lvl w:ilvl="1" w:tplc="04090003" w:tentative="1">
@@ -875,7 +1039,7 @@
         <w:ind w:left="1440" w:hanging="480"/>
       </w:pPr>
       <w:rPr>
-        <w:rFonts w:hint="default" w:ascii="Wingdings" w:hAnsi="Wingdings"/>
+        <w:rFonts w:ascii="Wingdings" w:hAnsi="Wingdings" w:hint="default"/>
       </w:rPr>
     </w:lvl>
     <w:lvl w:ilvl="2" w:tplc="04090005" w:tentative="1">
@@ -887,7 +1051,7 @@
         <w:ind w:left="1920" w:hanging="480"/>
       </w:pPr>
       <w:rPr>
-        <w:rFonts w:hint="default" w:ascii="Wingdings" w:hAnsi="Wingdings"/>
+        <w:rFonts w:ascii="Wingdings" w:hAnsi="Wingdings" w:hint="default"/>
       </w:rPr>
     </w:lvl>
     <w:lvl w:ilvl="3" w:tplc="04090001" w:tentative="1">
@@ -899,7 +1063,7 @@
         <w:ind w:left="2400" w:hanging="480"/>
       </w:pPr>
       <w:rPr>
-        <w:rFonts w:hint="default" w:ascii="Wingdings" w:hAnsi="Wingdings"/>
+        <w:rFonts w:ascii="Wingdings" w:hAnsi="Wingdings" w:hint="default"/>
       </w:rPr>
     </w:lvl>
     <w:lvl w:ilvl="4" w:tplc="04090003" w:tentative="1">
@@ -911,7 +1075,7 @@
         <w:ind w:left="2880" w:hanging="480"/>
       </w:pPr>
       <w:rPr>
-        <w:rFonts w:hint="default" w:ascii="Wingdings" w:hAnsi="Wingdings"/>
+        <w:rFonts w:ascii="Wingdings" w:hAnsi="Wingdings" w:hint="default"/>
       </w:rPr>
     </w:lvl>
     <w:lvl w:ilvl="5" w:tplc="04090005" w:tentative="1">
@@ -923,7 +1087,7 @@
         <w:ind w:left="3360" w:hanging="480"/>
       </w:pPr>
       <w:rPr>
-        <w:rFonts w:hint="default" w:ascii="Wingdings" w:hAnsi="Wingdings"/>
+        <w:rFonts w:ascii="Wingdings" w:hAnsi="Wingdings" w:hint="default"/>
       </w:rPr>
     </w:lvl>
     <w:lvl w:ilvl="6" w:tplc="04090001" w:tentative="1">
@@ -935,7 +1099,7 @@
         <w:ind w:left="3840" w:hanging="480"/>
       </w:pPr>
       <w:rPr>
-        <w:rFonts w:hint="default" w:ascii="Wingdings" w:hAnsi="Wingdings"/>
+        <w:rFonts w:ascii="Wingdings" w:hAnsi="Wingdings" w:hint="default"/>
       </w:rPr>
     </w:lvl>
     <w:lvl w:ilvl="7" w:tplc="04090003" w:tentative="1">
@@ -947,7 +1111,7 @@
         <w:ind w:left="4320" w:hanging="480"/>
       </w:pPr>
       <w:rPr>
-        <w:rFonts w:hint="default" w:ascii="Wingdings" w:hAnsi="Wingdings"/>
+        <w:rFonts w:ascii="Wingdings" w:hAnsi="Wingdings" w:hint="default"/>
       </w:rPr>
     </w:lvl>
     <w:lvl w:ilvl="8" w:tplc="04090005" w:tentative="1">
@@ -959,7 +1123,7 @@
         <w:ind w:left="4800" w:hanging="480"/>
       </w:pPr>
       <w:rPr>
-        <w:rFonts w:hint="default" w:ascii="Wingdings" w:hAnsi="Wingdings"/>
+        <w:rFonts w:ascii="Wingdings" w:hAnsi="Wingdings" w:hint="default"/>
       </w:rPr>
     </w:lvl>
   </w:abstractNum>
@@ -976,7 +1140,7 @@
         <w:ind w:left="960" w:hanging="480"/>
       </w:pPr>
       <w:rPr>
-        <w:rFonts w:hint="default" w:ascii="Wingdings" w:hAnsi="Wingdings"/>
+        <w:rFonts w:ascii="Wingdings" w:hAnsi="Wingdings" w:hint="default"/>
       </w:rPr>
     </w:lvl>
     <w:lvl w:ilvl="1" w:tplc="04090003" w:tentative="1">
@@ -988,7 +1152,7 @@
         <w:ind w:left="1440" w:hanging="480"/>
       </w:pPr>
       <w:rPr>
-        <w:rFonts w:hint="default" w:ascii="Wingdings" w:hAnsi="Wingdings"/>
+        <w:rFonts w:ascii="Wingdings" w:hAnsi="Wingdings" w:hint="default"/>
       </w:rPr>
     </w:lvl>
     <w:lvl w:ilvl="2" w:tplc="04090005" w:tentative="1">
@@ -1000,7 +1164,7 @@
         <w:ind w:left="1920" w:hanging="480"/>
       </w:pPr>
       <w:rPr>
-        <w:rFonts w:hint="default" w:ascii="Wingdings" w:hAnsi="Wingdings"/>
+        <w:rFonts w:ascii="Wingdings" w:hAnsi="Wingdings" w:hint="default"/>
       </w:rPr>
     </w:lvl>
     <w:lvl w:ilvl="3" w:tplc="04090001" w:tentative="1">
@@ -1012,7 +1176,7 @@
         <w:ind w:left="2400" w:hanging="480"/>
       </w:pPr>
       <w:rPr>
-        <w:rFonts w:hint="default" w:ascii="Wingdings" w:hAnsi="Wingdings"/>
+        <w:rFonts w:ascii="Wingdings" w:hAnsi="Wingdings" w:hint="default"/>
       </w:rPr>
     </w:lvl>
     <w:lvl w:ilvl="4" w:tplc="04090003" w:tentative="1">
@@ -1024,7 +1188,7 @@
         <w:ind w:left="2880" w:hanging="480"/>
       </w:pPr>
       <w:rPr>
-        <w:rFonts w:hint="default" w:ascii="Wingdings" w:hAnsi="Wingdings"/>
+        <w:rFonts w:ascii="Wingdings" w:hAnsi="Wingdings" w:hint="default"/>
       </w:rPr>
     </w:lvl>
     <w:lvl w:ilvl="5" w:tplc="04090005" w:tentative="1">
@@ -1036,7 +1200,7 @@
         <w:ind w:left="3360" w:hanging="480"/>
       </w:pPr>
       <w:rPr>
-        <w:rFonts w:hint="default" w:ascii="Wingdings" w:hAnsi="Wingdings"/>
+        <w:rFonts w:ascii="Wingdings" w:hAnsi="Wingdings" w:hint="default"/>
       </w:rPr>
     </w:lvl>
     <w:lvl w:ilvl="6" w:tplc="04090001" w:tentative="1">
@@ -1048,7 +1212,7 @@
         <w:ind w:left="3840" w:hanging="480"/>
       </w:pPr>
       <w:rPr>
-        <w:rFonts w:hint="default" w:ascii="Wingdings" w:hAnsi="Wingdings"/>
+        <w:rFonts w:ascii="Wingdings" w:hAnsi="Wingdings" w:hint="default"/>
       </w:rPr>
     </w:lvl>
     <w:lvl w:ilvl="7" w:tplc="04090003" w:tentative="1">
@@ -1060,7 +1224,7 @@
         <w:ind w:left="4320" w:hanging="480"/>
       </w:pPr>
       <w:rPr>
-        <w:rFonts w:hint="default" w:ascii="Wingdings" w:hAnsi="Wingdings"/>
+        <w:rFonts w:ascii="Wingdings" w:hAnsi="Wingdings" w:hint="default"/>
       </w:rPr>
     </w:lvl>
     <w:lvl w:ilvl="8" w:tplc="04090005" w:tentative="1">
@@ -1072,7 +1236,7 @@
         <w:ind w:left="4800" w:hanging="480"/>
       </w:pPr>
       <w:rPr>
-        <w:rFonts w:hint="default" w:ascii="Wingdings" w:hAnsi="Wingdings"/>
+        <w:rFonts w:ascii="Wingdings" w:hAnsi="Wingdings" w:hint="default"/>
       </w:rPr>
     </w:lvl>
   </w:abstractNum>
@@ -1089,7 +1253,7 @@
         <w:ind w:left="960" w:hanging="480"/>
       </w:pPr>
       <w:rPr>
-        <w:rFonts w:hint="default" w:ascii="Wingdings" w:hAnsi="Wingdings"/>
+        <w:rFonts w:ascii="Wingdings" w:hAnsi="Wingdings" w:hint="default"/>
       </w:rPr>
     </w:lvl>
     <w:lvl w:ilvl="1" w:tplc="04090003" w:tentative="1">
@@ -1101,7 +1265,7 @@
         <w:ind w:left="1440" w:hanging="480"/>
       </w:pPr>
       <w:rPr>
-        <w:rFonts w:hint="default" w:ascii="Wingdings" w:hAnsi="Wingdings"/>
+        <w:rFonts w:ascii="Wingdings" w:hAnsi="Wingdings" w:hint="default"/>
       </w:rPr>
     </w:lvl>
     <w:lvl w:ilvl="2" w:tplc="04090005" w:tentative="1">
@@ -1113,7 +1277,7 @@
         <w:ind w:left="1920" w:hanging="480"/>
       </w:pPr>
       <w:rPr>
-        <w:rFonts w:hint="default" w:ascii="Wingdings" w:hAnsi="Wingdings"/>
+        <w:rFonts w:ascii="Wingdings" w:hAnsi="Wingdings" w:hint="default"/>
       </w:rPr>
     </w:lvl>
     <w:lvl w:ilvl="3" w:tplc="04090001" w:tentative="1">
@@ -1125,7 +1289,7 @@
         <w:ind w:left="2400" w:hanging="480"/>
       </w:pPr>
       <w:rPr>
-        <w:rFonts w:hint="default" w:ascii="Wingdings" w:hAnsi="Wingdings"/>
+        <w:rFonts w:ascii="Wingdings" w:hAnsi="Wingdings" w:hint="default"/>
       </w:rPr>
     </w:lvl>
     <w:lvl w:ilvl="4" w:tplc="04090003" w:tentative="1">
@@ -1137,7 +1301,7 @@
         <w:ind w:left="2880" w:hanging="480"/>
       </w:pPr>
       <w:rPr>
-        <w:rFonts w:hint="default" w:ascii="Wingdings" w:hAnsi="Wingdings"/>
+        <w:rFonts w:ascii="Wingdings" w:hAnsi="Wingdings" w:hint="default"/>
       </w:rPr>
     </w:lvl>
     <w:lvl w:ilvl="5" w:tplc="04090005" w:tentative="1">
@@ -1149,7 +1313,7 @@
         <w:ind w:left="3360" w:hanging="480"/>
       </w:pPr>
       <w:rPr>
-        <w:rFonts w:hint="default" w:ascii="Wingdings" w:hAnsi="Wingdings"/>
+        <w:rFonts w:ascii="Wingdings" w:hAnsi="Wingdings" w:hint="default"/>
       </w:rPr>
     </w:lvl>
     <w:lvl w:ilvl="6" w:tplc="04090001" w:tentative="1">
@@ -1161,7 +1325,7 @@
         <w:ind w:left="3840" w:hanging="480"/>
       </w:pPr>
       <w:rPr>
-        <w:rFonts w:hint="default" w:ascii="Wingdings" w:hAnsi="Wingdings"/>
+        <w:rFonts w:ascii="Wingdings" w:hAnsi="Wingdings" w:hint="default"/>
       </w:rPr>
     </w:lvl>
     <w:lvl w:ilvl="7" w:tplc="04090003" w:tentative="1">
@@ -1173,7 +1337,7 @@
         <w:ind w:left="4320" w:hanging="480"/>
       </w:pPr>
       <w:rPr>
-        <w:rFonts w:hint="default" w:ascii="Wingdings" w:hAnsi="Wingdings"/>
+        <w:rFonts w:ascii="Wingdings" w:hAnsi="Wingdings" w:hint="default"/>
       </w:rPr>
     </w:lvl>
     <w:lvl w:ilvl="8" w:tplc="04090005" w:tentative="1">
@@ -1185,11 +1349,237 @@
         <w:ind w:left="4800" w:hanging="480"/>
       </w:pPr>
       <w:rPr>
-        <w:rFonts w:hint="default" w:ascii="Wingdings" w:hAnsi="Wingdings"/>
+        <w:rFonts w:ascii="Wingdings" w:hAnsi="Wingdings" w:hint="default"/>
       </w:rPr>
     </w:lvl>
   </w:abstractNum>
   <w:abstractNum w:abstractNumId="4" w15:restartNumberingAfterBreak="0">
+    <w:nsid w:val="366322A9"/>
+    <w:multiLevelType w:val="hybridMultilevel"/>
+    <w:tmpl w:val="B1A23AC8"/>
+    <w:lvl w:ilvl="0" w:tplc="3C090001">
+      <w:start w:val="1"/>
+      <w:numFmt w:val="bullet"/>
+      <w:lvlText w:val=""/>
+      <w:lvlJc w:val="left"/>
+      <w:pPr>
+        <w:ind w:left="1680" w:hanging="360"/>
+      </w:pPr>
+      <w:rPr>
+        <w:rFonts w:ascii="Symbol" w:hAnsi="Symbol" w:hint="default"/>
+      </w:rPr>
+    </w:lvl>
+    <w:lvl w:ilvl="1" w:tplc="3C090003" w:tentative="1">
+      <w:start w:val="1"/>
+      <w:numFmt w:val="bullet"/>
+      <w:lvlText w:val="o"/>
+      <w:lvlJc w:val="left"/>
+      <w:pPr>
+        <w:ind w:left="2400" w:hanging="360"/>
+      </w:pPr>
+      <w:rPr>
+        <w:rFonts w:ascii="Courier New" w:hAnsi="Courier New" w:cs="Courier New" w:hint="default"/>
+      </w:rPr>
+    </w:lvl>
+    <w:lvl w:ilvl="2" w:tplc="3C090005" w:tentative="1">
+      <w:start w:val="1"/>
+      <w:numFmt w:val="bullet"/>
+      <w:lvlText w:val=""/>
+      <w:lvlJc w:val="left"/>
+      <w:pPr>
+        <w:ind w:left="3120" w:hanging="360"/>
+      </w:pPr>
+      <w:rPr>
+        <w:rFonts w:ascii="Wingdings" w:hAnsi="Wingdings" w:hint="default"/>
+      </w:rPr>
+    </w:lvl>
+    <w:lvl w:ilvl="3" w:tplc="3C090001" w:tentative="1">
+      <w:start w:val="1"/>
+      <w:numFmt w:val="bullet"/>
+      <w:lvlText w:val=""/>
+      <w:lvlJc w:val="left"/>
+      <w:pPr>
+        <w:ind w:left="3840" w:hanging="360"/>
+      </w:pPr>
+      <w:rPr>
+        <w:rFonts w:ascii="Symbol" w:hAnsi="Symbol" w:hint="default"/>
+      </w:rPr>
+    </w:lvl>
+    <w:lvl w:ilvl="4" w:tplc="3C090003" w:tentative="1">
+      <w:start w:val="1"/>
+      <w:numFmt w:val="bullet"/>
+      <w:lvlText w:val="o"/>
+      <w:lvlJc w:val="left"/>
+      <w:pPr>
+        <w:ind w:left="4560" w:hanging="360"/>
+      </w:pPr>
+      <w:rPr>
+        <w:rFonts w:ascii="Courier New" w:hAnsi="Courier New" w:cs="Courier New" w:hint="default"/>
+      </w:rPr>
+    </w:lvl>
+    <w:lvl w:ilvl="5" w:tplc="3C090005" w:tentative="1">
+      <w:start w:val="1"/>
+      <w:numFmt w:val="bullet"/>
+      <w:lvlText w:val=""/>
+      <w:lvlJc w:val="left"/>
+      <w:pPr>
+        <w:ind w:left="5280" w:hanging="360"/>
+      </w:pPr>
+      <w:rPr>
+        <w:rFonts w:ascii="Wingdings" w:hAnsi="Wingdings" w:hint="default"/>
+      </w:rPr>
+    </w:lvl>
+    <w:lvl w:ilvl="6" w:tplc="3C090001" w:tentative="1">
+      <w:start w:val="1"/>
+      <w:numFmt w:val="bullet"/>
+      <w:lvlText w:val=""/>
+      <w:lvlJc w:val="left"/>
+      <w:pPr>
+        <w:ind w:left="6000" w:hanging="360"/>
+      </w:pPr>
+      <w:rPr>
+        <w:rFonts w:ascii="Symbol" w:hAnsi="Symbol" w:hint="default"/>
+      </w:rPr>
+    </w:lvl>
+    <w:lvl w:ilvl="7" w:tplc="3C090003" w:tentative="1">
+      <w:start w:val="1"/>
+      <w:numFmt w:val="bullet"/>
+      <w:lvlText w:val="o"/>
+      <w:lvlJc w:val="left"/>
+      <w:pPr>
+        <w:ind w:left="6720" w:hanging="360"/>
+      </w:pPr>
+      <w:rPr>
+        <w:rFonts w:ascii="Courier New" w:hAnsi="Courier New" w:cs="Courier New" w:hint="default"/>
+      </w:rPr>
+    </w:lvl>
+    <w:lvl w:ilvl="8" w:tplc="3C090005" w:tentative="1">
+      <w:start w:val="1"/>
+      <w:numFmt w:val="bullet"/>
+      <w:lvlText w:val=""/>
+      <w:lvlJc w:val="left"/>
+      <w:pPr>
+        <w:ind w:left="7440" w:hanging="360"/>
+      </w:pPr>
+      <w:rPr>
+        <w:rFonts w:ascii="Wingdings" w:hAnsi="Wingdings" w:hint="default"/>
+      </w:rPr>
+    </w:lvl>
+  </w:abstractNum>
+  <w:abstractNum w:abstractNumId="5" w15:restartNumberingAfterBreak="0">
+    <w:nsid w:val="38C2365E"/>
+    <w:multiLevelType w:val="hybridMultilevel"/>
+    <w:tmpl w:val="E34C7F72"/>
+    <w:lvl w:ilvl="0" w:tplc="3C09000B">
+      <w:start w:val="1"/>
+      <w:numFmt w:val="bullet"/>
+      <w:lvlText w:val=""/>
+      <w:lvlJc w:val="left"/>
+      <w:pPr>
+        <w:ind w:left="720" w:hanging="360"/>
+      </w:pPr>
+      <w:rPr>
+        <w:rFonts w:ascii="Wingdings" w:hAnsi="Wingdings" w:hint="default"/>
+      </w:rPr>
+    </w:lvl>
+    <w:lvl w:ilvl="1" w:tplc="3C090003" w:tentative="1">
+      <w:start w:val="1"/>
+      <w:numFmt w:val="bullet"/>
+      <w:lvlText w:val="o"/>
+      <w:lvlJc w:val="left"/>
+      <w:pPr>
+        <w:ind w:left="1440" w:hanging="360"/>
+      </w:pPr>
+      <w:rPr>
+        <w:rFonts w:ascii="Courier New" w:hAnsi="Courier New" w:cs="Courier New" w:hint="default"/>
+      </w:rPr>
+    </w:lvl>
+    <w:lvl w:ilvl="2" w:tplc="3C090005" w:tentative="1">
+      <w:start w:val="1"/>
+      <w:numFmt w:val="bullet"/>
+      <w:lvlText w:val=""/>
+      <w:lvlJc w:val="left"/>
+      <w:pPr>
+        <w:ind w:left="2160" w:hanging="360"/>
+      </w:pPr>
+      <w:rPr>
+        <w:rFonts w:ascii="Wingdings" w:hAnsi="Wingdings" w:hint="default"/>
+      </w:rPr>
+    </w:lvl>
+    <w:lvl w:ilvl="3" w:tplc="3C090001" w:tentative="1">
+      <w:start w:val="1"/>
+      <w:numFmt w:val="bullet"/>
+      <w:lvlText w:val=""/>
+      <w:lvlJc w:val="left"/>
+      <w:pPr>
+        <w:ind w:left="2880" w:hanging="360"/>
+      </w:pPr>
+      <w:rPr>
+        <w:rFonts w:ascii="Symbol" w:hAnsi="Symbol" w:hint="default"/>
+      </w:rPr>
+    </w:lvl>
+    <w:lvl w:ilvl="4" w:tplc="3C090003" w:tentative="1">
+      <w:start w:val="1"/>
+      <w:numFmt w:val="bullet"/>
+      <w:lvlText w:val="o"/>
+      <w:lvlJc w:val="left"/>
+      <w:pPr>
+        <w:ind w:left="3600" w:hanging="360"/>
+      </w:pPr>
+      <w:rPr>
+        <w:rFonts w:ascii="Courier New" w:hAnsi="Courier New" w:cs="Courier New" w:hint="default"/>
+      </w:rPr>
+    </w:lvl>
+    <w:lvl w:ilvl="5" w:tplc="3C090005" w:tentative="1">
+      <w:start w:val="1"/>
+      <w:numFmt w:val="bullet"/>
+      <w:lvlText w:val=""/>
+      <w:lvlJc w:val="left"/>
+      <w:pPr>
+        <w:ind w:left="4320" w:hanging="360"/>
+      </w:pPr>
+      <w:rPr>
+        <w:rFonts w:ascii="Wingdings" w:hAnsi="Wingdings" w:hint="default"/>
+      </w:rPr>
+    </w:lvl>
+    <w:lvl w:ilvl="6" w:tplc="3C090001" w:tentative="1">
+      <w:start w:val="1"/>
+      <w:numFmt w:val="bullet"/>
+      <w:lvlText w:val=""/>
+      <w:lvlJc w:val="left"/>
+      <w:pPr>
+        <w:ind w:left="5040" w:hanging="360"/>
+      </w:pPr>
+      <w:rPr>
+        <w:rFonts w:ascii="Symbol" w:hAnsi="Symbol" w:hint="default"/>
+      </w:rPr>
+    </w:lvl>
+    <w:lvl w:ilvl="7" w:tplc="3C090003" w:tentative="1">
+      <w:start w:val="1"/>
+      <w:numFmt w:val="bullet"/>
+      <w:lvlText w:val="o"/>
+      <w:lvlJc w:val="left"/>
+      <w:pPr>
+        <w:ind w:left="5760" w:hanging="360"/>
+      </w:pPr>
+      <w:rPr>
+        <w:rFonts w:ascii="Courier New" w:hAnsi="Courier New" w:cs="Courier New" w:hint="default"/>
+      </w:rPr>
+    </w:lvl>
+    <w:lvl w:ilvl="8" w:tplc="3C090005" w:tentative="1">
+      <w:start w:val="1"/>
+      <w:numFmt w:val="bullet"/>
+      <w:lvlText w:val=""/>
+      <w:lvlJc w:val="left"/>
+      <w:pPr>
+        <w:ind w:left="6480" w:hanging="360"/>
+      </w:pPr>
+      <w:rPr>
+        <w:rFonts w:ascii="Wingdings" w:hAnsi="Wingdings" w:hint="default"/>
+      </w:rPr>
+    </w:lvl>
+  </w:abstractNum>
+  <w:abstractNum w:abstractNumId="6" w15:restartNumberingAfterBreak="0">
     <w:nsid w:val="46905150"/>
     <w:multiLevelType w:val="hybridMultilevel"/>
     <w:tmpl w:val="44166040"/>
@@ -1202,7 +1592,7 @@
         <w:ind w:left="480" w:hanging="480"/>
       </w:pPr>
       <w:rPr>
-        <w:rFonts w:hint="default" w:ascii="Wingdings" w:hAnsi="Wingdings"/>
+        <w:rFonts w:ascii="Wingdings" w:hAnsi="Wingdings" w:hint="default"/>
       </w:rPr>
     </w:lvl>
     <w:lvl w:ilvl="1" w:tplc="04090003" w:tentative="1">
@@ -1214,7 +1604,7 @@
         <w:ind w:left="960" w:hanging="480"/>
       </w:pPr>
       <w:rPr>
-        <w:rFonts w:hint="default" w:ascii="Wingdings" w:hAnsi="Wingdings"/>
+        <w:rFonts w:ascii="Wingdings" w:hAnsi="Wingdings" w:hint="default"/>
       </w:rPr>
     </w:lvl>
     <w:lvl w:ilvl="2" w:tplc="04090005" w:tentative="1">
@@ -1226,7 +1616,7 @@
         <w:ind w:left="1440" w:hanging="480"/>
       </w:pPr>
       <w:rPr>
-        <w:rFonts w:hint="default" w:ascii="Wingdings" w:hAnsi="Wingdings"/>
+        <w:rFonts w:ascii="Wingdings" w:hAnsi="Wingdings" w:hint="default"/>
       </w:rPr>
     </w:lvl>
     <w:lvl w:ilvl="3" w:tplc="04090001" w:tentative="1">
@@ -1238,7 +1628,7 @@
         <w:ind w:left="1920" w:hanging="480"/>
       </w:pPr>
       <w:rPr>
-        <w:rFonts w:hint="default" w:ascii="Wingdings" w:hAnsi="Wingdings"/>
+        <w:rFonts w:ascii="Wingdings" w:hAnsi="Wingdings" w:hint="default"/>
       </w:rPr>
     </w:lvl>
     <w:lvl w:ilvl="4" w:tplc="04090003" w:tentative="1">
@@ -1250,7 +1640,7 @@
         <w:ind w:left="2400" w:hanging="480"/>
       </w:pPr>
       <w:rPr>
-        <w:rFonts w:hint="default" w:ascii="Wingdings" w:hAnsi="Wingdings"/>
+        <w:rFonts w:ascii="Wingdings" w:hAnsi="Wingdings" w:hint="default"/>
       </w:rPr>
     </w:lvl>
     <w:lvl w:ilvl="5" w:tplc="04090005" w:tentative="1">
@@ -1262,7 +1652,7 @@
         <w:ind w:left="2880" w:hanging="480"/>
       </w:pPr>
       <w:rPr>
-        <w:rFonts w:hint="default" w:ascii="Wingdings" w:hAnsi="Wingdings"/>
+        <w:rFonts w:ascii="Wingdings" w:hAnsi="Wingdings" w:hint="default"/>
       </w:rPr>
     </w:lvl>
     <w:lvl w:ilvl="6" w:tplc="04090001" w:tentative="1">
@@ -1274,7 +1664,7 @@
         <w:ind w:left="3360" w:hanging="480"/>
       </w:pPr>
       <w:rPr>
-        <w:rFonts w:hint="default" w:ascii="Wingdings" w:hAnsi="Wingdings"/>
+        <w:rFonts w:ascii="Wingdings" w:hAnsi="Wingdings" w:hint="default"/>
       </w:rPr>
     </w:lvl>
     <w:lvl w:ilvl="7" w:tplc="04090003" w:tentative="1">
@@ -1286,7 +1676,7 @@
         <w:ind w:left="3840" w:hanging="480"/>
       </w:pPr>
       <w:rPr>
-        <w:rFonts w:hint="default" w:ascii="Wingdings" w:hAnsi="Wingdings"/>
+        <w:rFonts w:ascii="Wingdings" w:hAnsi="Wingdings" w:hint="default"/>
       </w:rPr>
     </w:lvl>
     <w:lvl w:ilvl="8" w:tplc="04090005" w:tentative="1">
@@ -1298,11 +1688,11 @@
         <w:ind w:left="4320" w:hanging="480"/>
       </w:pPr>
       <w:rPr>
-        <w:rFonts w:hint="default" w:ascii="Wingdings" w:hAnsi="Wingdings"/>
+        <w:rFonts w:ascii="Wingdings" w:hAnsi="Wingdings" w:hint="default"/>
       </w:rPr>
     </w:lvl>
   </w:abstractNum>
-  <w:abstractNum w:abstractNumId="5" w15:restartNumberingAfterBreak="0">
+  <w:abstractNum w:abstractNumId="7" w15:restartNumberingAfterBreak="0">
     <w:nsid w:val="6FF01CD2"/>
     <w:multiLevelType w:val="hybridMultilevel"/>
     <w:tmpl w:val="A73C3FD2"/>
@@ -1315,7 +1705,7 @@
         <w:ind w:left="480" w:hanging="480"/>
       </w:pPr>
       <w:rPr>
-        <w:rFonts w:hint="default" w:ascii="Wingdings" w:hAnsi="Wingdings"/>
+        <w:rFonts w:ascii="Wingdings" w:hAnsi="Wingdings" w:hint="default"/>
       </w:rPr>
     </w:lvl>
     <w:lvl w:ilvl="1" w:tplc="04090003" w:tentative="1">
@@ -1327,7 +1717,7 @@
         <w:ind w:left="960" w:hanging="480"/>
       </w:pPr>
       <w:rPr>
-        <w:rFonts w:hint="default" w:ascii="Wingdings" w:hAnsi="Wingdings"/>
+        <w:rFonts w:ascii="Wingdings" w:hAnsi="Wingdings" w:hint="default"/>
       </w:rPr>
     </w:lvl>
     <w:lvl w:ilvl="2" w:tplc="04090005" w:tentative="1">
@@ -1339,7 +1729,7 @@
         <w:ind w:left="1440" w:hanging="480"/>
       </w:pPr>
       <w:rPr>
-        <w:rFonts w:hint="default" w:ascii="Wingdings" w:hAnsi="Wingdings"/>
+        <w:rFonts w:ascii="Wingdings" w:hAnsi="Wingdings" w:hint="default"/>
       </w:rPr>
     </w:lvl>
     <w:lvl w:ilvl="3" w:tplc="04090001" w:tentative="1">
@@ -1351,7 +1741,7 @@
         <w:ind w:left="1920" w:hanging="480"/>
       </w:pPr>
       <w:rPr>
-        <w:rFonts w:hint="default" w:ascii="Wingdings" w:hAnsi="Wingdings"/>
+        <w:rFonts w:ascii="Wingdings" w:hAnsi="Wingdings" w:hint="default"/>
       </w:rPr>
     </w:lvl>
     <w:lvl w:ilvl="4" w:tplc="04090003" w:tentative="1">
@@ -1363,7 +1753,7 @@
         <w:ind w:left="2400" w:hanging="480"/>
       </w:pPr>
       <w:rPr>
-        <w:rFonts w:hint="default" w:ascii="Wingdings" w:hAnsi="Wingdings"/>
+        <w:rFonts w:ascii="Wingdings" w:hAnsi="Wingdings" w:hint="default"/>
       </w:rPr>
     </w:lvl>
     <w:lvl w:ilvl="5" w:tplc="04090005" w:tentative="1">
@@ -1375,7 +1765,7 @@
         <w:ind w:left="2880" w:hanging="480"/>
       </w:pPr>
       <w:rPr>
-        <w:rFonts w:hint="default" w:ascii="Wingdings" w:hAnsi="Wingdings"/>
+        <w:rFonts w:ascii="Wingdings" w:hAnsi="Wingdings" w:hint="default"/>
       </w:rPr>
     </w:lvl>
     <w:lvl w:ilvl="6" w:tplc="04090001" w:tentative="1">
@@ -1387,7 +1777,7 @@
         <w:ind w:left="3360" w:hanging="480"/>
       </w:pPr>
       <w:rPr>
-        <w:rFonts w:hint="default" w:ascii="Wingdings" w:hAnsi="Wingdings"/>
+        <w:rFonts w:ascii="Wingdings" w:hAnsi="Wingdings" w:hint="default"/>
       </w:rPr>
     </w:lvl>
     <w:lvl w:ilvl="7" w:tplc="04090003" w:tentative="1">
@@ -1399,7 +1789,7 @@
         <w:ind w:left="3840" w:hanging="480"/>
       </w:pPr>
       <w:rPr>
-        <w:rFonts w:hint="default" w:ascii="Wingdings" w:hAnsi="Wingdings"/>
+        <w:rFonts w:ascii="Wingdings" w:hAnsi="Wingdings" w:hint="default"/>
       </w:rPr>
     </w:lvl>
     <w:lvl w:ilvl="8" w:tplc="04090005" w:tentative="1">
@@ -1411,11 +1801,11 @@
         <w:ind w:left="4320" w:hanging="480"/>
       </w:pPr>
       <w:rPr>
-        <w:rFonts w:hint="default" w:ascii="Wingdings" w:hAnsi="Wingdings"/>
+        <w:rFonts w:ascii="Wingdings" w:hAnsi="Wingdings" w:hint="default"/>
       </w:rPr>
     </w:lvl>
   </w:abstractNum>
-  <w:abstractNum w:abstractNumId="6" w15:restartNumberingAfterBreak="0">
+  <w:abstractNum w:abstractNumId="8" w15:restartNumberingAfterBreak="0">
     <w:nsid w:val="79841C90"/>
     <w:multiLevelType w:val="hybridMultilevel"/>
     <w:tmpl w:val="CB38BFC0"/>
@@ -1428,7 +1818,7 @@
         <w:ind w:left="960" w:hanging="480"/>
       </w:pPr>
       <w:rPr>
-        <w:rFonts w:hint="default" w:ascii="Wingdings" w:hAnsi="Wingdings"/>
+        <w:rFonts w:ascii="Wingdings" w:hAnsi="Wingdings" w:hint="default"/>
       </w:rPr>
     </w:lvl>
     <w:lvl w:ilvl="1" w:tplc="04090003" w:tentative="1">
@@ -1440,7 +1830,7 @@
         <w:ind w:left="1440" w:hanging="480"/>
       </w:pPr>
       <w:rPr>
-        <w:rFonts w:hint="default" w:ascii="Wingdings" w:hAnsi="Wingdings"/>
+        <w:rFonts w:ascii="Wingdings" w:hAnsi="Wingdings" w:hint="default"/>
       </w:rPr>
     </w:lvl>
     <w:lvl w:ilvl="2" w:tplc="04090005" w:tentative="1">
@@ -1452,7 +1842,7 @@
         <w:ind w:left="1920" w:hanging="480"/>
       </w:pPr>
       <w:rPr>
-        <w:rFonts w:hint="default" w:ascii="Wingdings" w:hAnsi="Wingdings"/>
+        <w:rFonts w:ascii="Wingdings" w:hAnsi="Wingdings" w:hint="default"/>
       </w:rPr>
     </w:lvl>
     <w:lvl w:ilvl="3" w:tplc="04090001" w:tentative="1">
@@ -1464,7 +1854,7 @@
         <w:ind w:left="2400" w:hanging="480"/>
       </w:pPr>
       <w:rPr>
-        <w:rFonts w:hint="default" w:ascii="Wingdings" w:hAnsi="Wingdings"/>
+        <w:rFonts w:ascii="Wingdings" w:hAnsi="Wingdings" w:hint="default"/>
       </w:rPr>
     </w:lvl>
     <w:lvl w:ilvl="4" w:tplc="04090003" w:tentative="1">
@@ -1476,7 +1866,7 @@
         <w:ind w:left="2880" w:hanging="480"/>
       </w:pPr>
       <w:rPr>
-        <w:rFonts w:hint="default" w:ascii="Wingdings" w:hAnsi="Wingdings"/>
+        <w:rFonts w:ascii="Wingdings" w:hAnsi="Wingdings" w:hint="default"/>
       </w:rPr>
     </w:lvl>
     <w:lvl w:ilvl="5" w:tplc="04090005" w:tentative="1">
@@ -1488,7 +1878,7 @@
         <w:ind w:left="3360" w:hanging="480"/>
       </w:pPr>
       <w:rPr>
-        <w:rFonts w:hint="default" w:ascii="Wingdings" w:hAnsi="Wingdings"/>
+        <w:rFonts w:ascii="Wingdings" w:hAnsi="Wingdings" w:hint="default"/>
       </w:rPr>
     </w:lvl>
     <w:lvl w:ilvl="6" w:tplc="04090001" w:tentative="1">
@@ -1500,7 +1890,7 @@
         <w:ind w:left="3840" w:hanging="480"/>
       </w:pPr>
       <w:rPr>
-        <w:rFonts w:hint="default" w:ascii="Wingdings" w:hAnsi="Wingdings"/>
+        <w:rFonts w:ascii="Wingdings" w:hAnsi="Wingdings" w:hint="default"/>
       </w:rPr>
     </w:lvl>
     <w:lvl w:ilvl="7" w:tplc="04090003" w:tentative="1">
@@ -1512,7 +1902,7 @@
         <w:ind w:left="4320" w:hanging="480"/>
       </w:pPr>
       <w:rPr>
-        <w:rFonts w:hint="default" w:ascii="Wingdings" w:hAnsi="Wingdings"/>
+        <w:rFonts w:ascii="Wingdings" w:hAnsi="Wingdings" w:hint="default"/>
       </w:rPr>
     </w:lvl>
     <w:lvl w:ilvl="8" w:tplc="04090005" w:tentative="1">
@@ -1524,30 +1914,36 @@
         <w:ind w:left="4800" w:hanging="480"/>
       </w:pPr>
       <w:rPr>
-        <w:rFonts w:hint="default" w:ascii="Wingdings" w:hAnsi="Wingdings"/>
+        <w:rFonts w:ascii="Wingdings" w:hAnsi="Wingdings" w:hint="default"/>
       </w:rPr>
     </w:lvl>
   </w:abstractNum>
-  <w:num w:numId="1">
+  <w:num w:numId="1" w16cid:durableId="1417556418">
     <w:abstractNumId w:val="1"/>
   </w:num>
-  <w:num w:numId="2">
+  <w:num w:numId="2" w16cid:durableId="1071347251">
+    <w:abstractNumId w:val="6"/>
+  </w:num>
+  <w:num w:numId="3" w16cid:durableId="2117212070">
+    <w:abstractNumId w:val="8"/>
+  </w:num>
+  <w:num w:numId="4" w16cid:durableId="274099166">
+    <w:abstractNumId w:val="7"/>
+  </w:num>
+  <w:num w:numId="5" w16cid:durableId="616715930">
+    <w:abstractNumId w:val="0"/>
+  </w:num>
+  <w:num w:numId="6" w16cid:durableId="1409039646">
+    <w:abstractNumId w:val="3"/>
+  </w:num>
+  <w:num w:numId="7" w16cid:durableId="1293903474">
+    <w:abstractNumId w:val="2"/>
+  </w:num>
+  <w:num w:numId="8" w16cid:durableId="1234044818">
     <w:abstractNumId w:val="4"/>
   </w:num>
-  <w:num w:numId="3">
-    <w:abstractNumId w:val="6"/>
-  </w:num>
-  <w:num w:numId="4">
+  <w:num w:numId="9" w16cid:durableId="1460680876">
     <w:abstractNumId w:val="5"/>
-  </w:num>
-  <w:num w:numId="5">
-    <w:abstractNumId w:val="0"/>
-  </w:num>
-  <w:num w:numId="6">
-    <w:abstractNumId w:val="3"/>
-  </w:num>
-  <w:num w:numId="7">
-    <w:abstractNumId w:val="2"/>
   </w:num>
 </w:numbering>
 </file>
@@ -1557,7 +1953,7 @@
   <w:docDefaults>
     <w:rPrDefault>
       <w:rPr>
-        <w:rFonts w:asciiTheme="minorHAnsi" w:hAnsiTheme="minorHAnsi" w:eastAsiaTheme="minorEastAsia" w:cstheme="minorBidi"/>
+        <w:rFonts w:asciiTheme="minorHAnsi" w:eastAsiaTheme="minorEastAsia" w:hAnsiTheme="minorHAnsi" w:cstheme="minorBidi"/>
         <w:kern w:val="2"/>
         <w:sz w:val="24"/>
         <w:szCs w:val="24"/>
@@ -1569,14 +1965,14 @@
   <w:latentStyles w:defLockedState="0" w:defUIPriority="99" w:defSemiHidden="0" w:defUnhideWhenUsed="0" w:defQFormat="0" w:count="376">
     <w:lsdException w:name="Normal" w:uiPriority="0" w:qFormat="1"/>
     <w:lsdException w:name="heading 1" w:uiPriority="9" w:qFormat="1"/>
-    <w:lsdException w:name="heading 2" w:uiPriority="9" w:semiHidden="1" w:unhideWhenUsed="1" w:qFormat="1"/>
-    <w:lsdException w:name="heading 3" w:uiPriority="9" w:semiHidden="1" w:unhideWhenUsed="1" w:qFormat="1"/>
-    <w:lsdException w:name="heading 4" w:uiPriority="9" w:semiHidden="1" w:unhideWhenUsed="1" w:qFormat="1"/>
-    <w:lsdException w:name="heading 5" w:uiPriority="9" w:semiHidden="1" w:unhideWhenUsed="1" w:qFormat="1"/>
-    <w:lsdException w:name="heading 6" w:uiPriority="9" w:semiHidden="1" w:unhideWhenUsed="1" w:qFormat="1"/>
-    <w:lsdException w:name="heading 7" w:uiPriority="9" w:semiHidden="1" w:unhideWhenUsed="1" w:qFormat="1"/>
-    <w:lsdException w:name="heading 8" w:uiPriority="9" w:semiHidden="1" w:unhideWhenUsed="1" w:qFormat="1"/>
-    <w:lsdException w:name="heading 9" w:uiPriority="9" w:semiHidden="1" w:unhideWhenUsed="1" w:qFormat="1"/>
+    <w:lsdException w:name="heading 2" w:semiHidden="1" w:uiPriority="9" w:unhideWhenUsed="1" w:qFormat="1"/>
+    <w:lsdException w:name="heading 3" w:semiHidden="1" w:uiPriority="9" w:unhideWhenUsed="1" w:qFormat="1"/>
+    <w:lsdException w:name="heading 4" w:semiHidden="1" w:uiPriority="9" w:unhideWhenUsed="1" w:qFormat="1"/>
+    <w:lsdException w:name="heading 5" w:semiHidden="1" w:uiPriority="9" w:unhideWhenUsed="1" w:qFormat="1"/>
+    <w:lsdException w:name="heading 6" w:semiHidden="1" w:uiPriority="9" w:unhideWhenUsed="1" w:qFormat="1"/>
+    <w:lsdException w:name="heading 7" w:semiHidden="1" w:uiPriority="9" w:unhideWhenUsed="1" w:qFormat="1"/>
+    <w:lsdException w:name="heading 8" w:semiHidden="1" w:uiPriority="9" w:unhideWhenUsed="1" w:qFormat="1"/>
+    <w:lsdException w:name="heading 9" w:semiHidden="1" w:uiPriority="9" w:unhideWhenUsed="1" w:qFormat="1"/>
     <w:lsdException w:name="index 1" w:semiHidden="1" w:unhideWhenUsed="1"/>
     <w:lsdException w:name="index 2" w:semiHidden="1" w:unhideWhenUsed="1"/>
     <w:lsdException w:name="index 3" w:semiHidden="1" w:unhideWhenUsed="1"/>
@@ -1586,22 +1982,22 @@
     <w:lsdException w:name="index 7" w:semiHidden="1" w:unhideWhenUsed="1"/>
     <w:lsdException w:name="index 8" w:semiHidden="1" w:unhideWhenUsed="1"/>
     <w:lsdException w:name="index 9" w:semiHidden="1" w:unhideWhenUsed="1"/>
-    <w:lsdException w:name="toc 1" w:uiPriority="39" w:semiHidden="1" w:unhideWhenUsed="1"/>
-    <w:lsdException w:name="toc 2" w:uiPriority="39" w:semiHidden="1" w:unhideWhenUsed="1"/>
-    <w:lsdException w:name="toc 3" w:uiPriority="39" w:semiHidden="1" w:unhideWhenUsed="1"/>
-    <w:lsdException w:name="toc 4" w:uiPriority="39" w:semiHidden="1" w:unhideWhenUsed="1"/>
-    <w:lsdException w:name="toc 5" w:uiPriority="39" w:semiHidden="1" w:unhideWhenUsed="1"/>
-    <w:lsdException w:name="toc 6" w:uiPriority="39" w:semiHidden="1" w:unhideWhenUsed="1"/>
-    <w:lsdException w:name="toc 7" w:uiPriority="39" w:semiHidden="1" w:unhideWhenUsed="1"/>
-    <w:lsdException w:name="toc 8" w:uiPriority="39" w:semiHidden="1" w:unhideWhenUsed="1"/>
-    <w:lsdException w:name="toc 9" w:uiPriority="39" w:semiHidden="1" w:unhideWhenUsed="1"/>
+    <w:lsdException w:name="toc 1" w:semiHidden="1" w:uiPriority="39" w:unhideWhenUsed="1"/>
+    <w:lsdException w:name="toc 2" w:semiHidden="1" w:uiPriority="39" w:unhideWhenUsed="1"/>
+    <w:lsdException w:name="toc 3" w:semiHidden="1" w:uiPriority="39" w:unhideWhenUsed="1"/>
+    <w:lsdException w:name="toc 4" w:semiHidden="1" w:uiPriority="39" w:unhideWhenUsed="1"/>
+    <w:lsdException w:name="toc 5" w:semiHidden="1" w:uiPriority="39" w:unhideWhenUsed="1"/>
+    <w:lsdException w:name="toc 6" w:semiHidden="1" w:uiPriority="39" w:unhideWhenUsed="1"/>
+    <w:lsdException w:name="toc 7" w:semiHidden="1" w:uiPriority="39" w:unhideWhenUsed="1"/>
+    <w:lsdException w:name="toc 8" w:semiHidden="1" w:uiPriority="39" w:unhideWhenUsed="1"/>
+    <w:lsdException w:name="toc 9" w:semiHidden="1" w:uiPriority="39" w:unhideWhenUsed="1"/>
     <w:lsdException w:name="Normal Indent" w:semiHidden="1" w:unhideWhenUsed="1"/>
     <w:lsdException w:name="footnote text" w:semiHidden="1" w:unhideWhenUsed="1"/>
     <w:lsdException w:name="annotation text" w:semiHidden="1" w:unhideWhenUsed="1"/>
     <w:lsdException w:name="header" w:semiHidden="1" w:unhideWhenUsed="1"/>
     <w:lsdException w:name="footer" w:semiHidden="1" w:unhideWhenUsed="1"/>
     <w:lsdException w:name="index heading" w:semiHidden="1" w:unhideWhenUsed="1"/>
-    <w:lsdException w:name="caption" w:uiPriority="35" w:semiHidden="1" w:unhideWhenUsed="1" w:qFormat="1"/>
+    <w:lsdException w:name="caption" w:semiHidden="1" w:uiPriority="35" w:unhideWhenUsed="1" w:qFormat="1"/>
     <w:lsdException w:name="table of figures" w:semiHidden="1" w:unhideWhenUsed="1"/>
     <w:lsdException w:name="envelope address" w:semiHidden="1" w:unhideWhenUsed="1"/>
     <w:lsdException w:name="envelope return" w:semiHidden="1" w:unhideWhenUsed="1"/>
@@ -1632,7 +2028,7 @@
     <w:lsdException w:name="Title" w:uiPriority="10" w:qFormat="1"/>
     <w:lsdException w:name="Closing" w:semiHidden="1" w:unhideWhenUsed="1"/>
     <w:lsdException w:name="Signature" w:semiHidden="1" w:unhideWhenUsed="1"/>
-    <w:lsdException w:name="Default Paragraph Font" w:uiPriority="1" w:semiHidden="1" w:unhideWhenUsed="1"/>
+    <w:lsdException w:name="Default Paragraph Font" w:semiHidden="1" w:uiPriority="1" w:unhideWhenUsed="1"/>
     <w:lsdException w:name="Body Text" w:semiHidden="1" w:unhideWhenUsed="1"/>
     <w:lsdException w:name="Body Text Indent" w:semiHidden="1" w:unhideWhenUsed="1"/>
     <w:lsdException w:name="List Continue" w:semiHidden="1" w:unhideWhenUsed="1"/>
@@ -1832,8 +2228,8 @@
     <w:lsdException w:name="Subtle Reference" w:uiPriority="31" w:qFormat="1"/>
     <w:lsdException w:name="Intense Reference" w:uiPriority="32" w:qFormat="1"/>
     <w:lsdException w:name="Book Title" w:uiPriority="33" w:qFormat="1"/>
-    <w:lsdException w:name="Bibliography" w:uiPriority="37" w:semiHidden="1" w:unhideWhenUsed="1"/>
-    <w:lsdException w:name="TOC Heading" w:uiPriority="39" w:semiHidden="1" w:unhideWhenUsed="1" w:qFormat="1"/>
+    <w:lsdException w:name="Bibliography" w:semiHidden="1" w:uiPriority="37" w:unhideWhenUsed="1"/>
+    <w:lsdException w:name="TOC Heading" w:semiHidden="1" w:uiPriority="39" w:unhideWhenUsed="1" w:qFormat="1"/>
     <w:lsdException w:name="Plain Table 1" w:uiPriority="41"/>
     <w:lsdException w:name="Plain Table 2" w:uiPriority="42"/>
     <w:lsdException w:name="Plain Table 3" w:uiPriority="43"/>
@@ -1944,7 +2340,7 @@
     <w:lsdException w:name="Unresolved Mention" w:semiHidden="1" w:unhideWhenUsed="1"/>
     <w:lsdException w:name="Smart Link" w:semiHidden="1" w:unhideWhenUsed="1"/>
   </w:latentStyles>
-  <w:style w:type="paragraph" w:styleId="Normal" w:default="1">
+  <w:style w:type="paragraph" w:default="1" w:styleId="a">
     <w:name w:val="Normal"/>
     <w:qFormat/>
     <w:pPr>
@@ -1954,13 +2350,13 @@
       <w:lang w:val="en-GB"/>
     </w:rPr>
   </w:style>
-  <w:style w:type="character" w:styleId="DefaultParagraphFont" w:default="1">
+  <w:style w:type="character" w:default="1" w:styleId="a0">
     <w:name w:val="Default Paragraph Font"/>
     <w:uiPriority w:val="1"/>
     <w:semiHidden/>
     <w:unhideWhenUsed/>
   </w:style>
-  <w:style w:type="table" w:styleId="TableNormal" w:default="1">
+  <w:style w:type="table" w:default="1" w:styleId="a1">
     <w:name w:val="Normal Table"/>
     <w:uiPriority w:val="99"/>
     <w:semiHidden/>
@@ -1975,35 +2371,35 @@
       </w:tblCellMar>
     </w:tblPr>
   </w:style>
-  <w:style w:type="numbering" w:styleId="NoList" w:default="1">
+  <w:style w:type="numbering" w:default="1" w:styleId="a2">
     <w:name w:val="No List"/>
     <w:uiPriority w:val="99"/>
     <w:semiHidden/>
     <w:unhideWhenUsed/>
   </w:style>
-  <w:style w:type="paragraph" w:styleId="ListParagraph">
+  <w:style w:type="paragraph" w:styleId="a3">
     <w:name w:val="List Paragraph"/>
-    <w:basedOn w:val="Normal"/>
+    <w:basedOn w:val="a"/>
     <w:uiPriority w:val="34"/>
     <w:qFormat/>
     <w:rsid w:val="00125307"/>
     <w:pPr>
-      <w:ind w:left="480" w:leftChars="200"/>
+      <w:ind w:leftChars="200" w:left="480"/>
     </w:pPr>
   </w:style>
-  <w:style w:type="table" w:styleId="TableGrid">
+  <w:style w:type="table" w:styleId="a4">
     <w:name w:val="Table Grid"/>
-    <w:basedOn w:val="TableNormal"/>
+    <w:basedOn w:val="a1"/>
     <w:uiPriority w:val="39"/>
     <w:rsid w:val="003011FA"/>
     <w:tblPr>
       <w:tblBorders>
-        <w:top w:val="single" w:color="auto" w:sz="4" w:space="0"/>
-        <w:left w:val="single" w:color="auto" w:sz="4" w:space="0"/>
-        <w:bottom w:val="single" w:color="auto" w:sz="4" w:space="0"/>
-        <w:right w:val="single" w:color="auto" w:sz="4" w:space="0"/>
-        <w:insideH w:val="single" w:color="auto" w:sz="4" w:space="0"/>
-        <w:insideV w:val="single" w:color="auto" w:sz="4" w:space="0"/>
+        <w:top w:val="single" w:sz="4" w:space="0" w:color="auto"/>
+        <w:left w:val="single" w:sz="4" w:space="0" w:color="auto"/>
+        <w:bottom w:val="single" w:sz="4" w:space="0" w:color="auto"/>
+        <w:right w:val="single" w:sz="4" w:space="0" w:color="auto"/>
+        <w:insideH w:val="single" w:sz="4" w:space="0" w:color="auto"/>
+        <w:insideV w:val="single" w:sz="4" w:space="0" w:color="auto"/>
       </w:tblBorders>
     </w:tblPr>
   </w:style>

--- a/ITE3006/content.docx
+++ b/ITE3006/content.docx
@@ -48,13 +48,13 @@
               <w:t>ext 5 fixtures</w:t>
             </w:r>
             <w:r>
-              <w:t xml:space="preserve"> (B</w:t>
-            </w:r>
-            <w:r>
-              <w:t>r</w:t>
-            </w:r>
-            <w:r>
-              <w:t>entford)</w:t>
+              <w:t xml:space="preserve"> (</w:t>
+            </w:r>
+            <w:r>
+              <w:t>Leverkusen</w:t>
+            </w:r>
+            <w:r>
+              <w:t>)</w:t>
             </w:r>
           </w:p>
           <w:p>
@@ -73,7 +73,13 @@
               <w:t>L</w:t>
             </w:r>
             <w:r>
-              <w:t>eague Table (Part of it)</w:t>
+              <w:t>eague Table (</w:t>
+            </w:r>
+            <w:r>
+              <w:t>Leverkusen</w:t>
+            </w:r>
+            <w:r>
+              <w:t>)</w:t>
             </w:r>
           </w:p>
           <w:p>
@@ -712,13 +718,22 @@
             <w:tcW w:w="2263" w:type="dxa"/>
           </w:tcPr>
           <w:p>
+            <w:pPr>
+              <w:rPr>
+                <w:strike/>
+              </w:rPr>
+            </w:pPr>
             <w:r>
               <w:rPr>
                 <w:rFonts w:hint="eastAsia"/>
+                <w:strike/>
               </w:rPr>
               <w:t>S</w:t>
             </w:r>
             <w:r>
+              <w:rPr>
+                <w:strike/>
+              </w:rPr>
               <w:t>ong/ Anthem</w:t>
             </w:r>
           </w:p>
@@ -735,14 +750,21 @@
                 <w:numId w:val="7"/>
               </w:numPr>
               <w:ind w:leftChars="0"/>
+              <w:rPr>
+                <w:strike/>
+              </w:rPr>
             </w:pPr>
             <w:r>
               <w:rPr>
                 <w:rFonts w:hint="eastAsia"/>
+                <w:strike/>
               </w:rPr>
               <w:t>B</w:t>
             </w:r>
             <w:r>
+              <w:rPr>
+                <w:strike/>
+              </w:rPr>
               <w:t>lue Moon (https://www.mancity.com/news/club-news/club-news/2013/august/blue-moon)</w:t>
             </w:r>
           </w:p>
@@ -754,13 +776,22 @@
             <w:tcW w:w="2263" w:type="dxa"/>
           </w:tcPr>
           <w:p>
+            <w:pPr>
+              <w:rPr>
+                <w:highlight w:val="black"/>
+              </w:rPr>
+            </w:pPr>
             <w:r>
               <w:rPr>
                 <w:rFonts w:hint="eastAsia"/>
+                <w:highlight w:val="black"/>
               </w:rPr>
               <w:t>S</w:t>
             </w:r>
             <w:r>
+              <w:rPr>
+                <w:highlight w:val="black"/>
+              </w:rPr>
               <w:t>ponsor</w:t>
             </w:r>
           </w:p>
@@ -777,14 +808,21 @@
                 <w:numId w:val="7"/>
               </w:numPr>
               <w:ind w:leftChars="0"/>
+              <w:rPr>
+                <w:highlight w:val="black"/>
+              </w:rPr>
             </w:pPr>
             <w:r>
               <w:rPr>
                 <w:rFonts w:hint="eastAsia"/>
+                <w:highlight w:val="black"/>
               </w:rPr>
               <w:t>E</w:t>
             </w:r>
             <w:r>
+              <w:rPr>
+                <w:highlight w:val="black"/>
+              </w:rPr>
               <w:t>tihad Airway</w:t>
             </w:r>
           </w:p>
@@ -796,14 +834,21 @@
                 <w:numId w:val="7"/>
               </w:numPr>
               <w:ind w:leftChars="0"/>
+              <w:rPr>
+                <w:highlight w:val="black"/>
+              </w:rPr>
             </w:pPr>
             <w:r>
               <w:rPr>
                 <w:rFonts w:hint="eastAsia"/>
+                <w:highlight w:val="black"/>
               </w:rPr>
               <w:t>P</w:t>
             </w:r>
             <w:r>
+              <w:rPr>
+                <w:highlight w:val="black"/>
+              </w:rPr>
               <w:t>uma</w:t>
             </w:r>
           </w:p>

--- a/ITE3006/content.docx
+++ b/ITE3006/content.docx
@@ -19,11 +19,25 @@
             <w:tcW w:w="2263" w:type="dxa"/>
           </w:tcPr>
           <w:p>
-            <w:r>
+            <w:pPr>
+              <w:rPr>
+                <w:highlight w:val="yellow"/>
+              </w:rPr>
+            </w:pPr>
+            <w:r>
+              <w:rPr>
+                <w:highlight w:val="yellow"/>
+              </w:rPr>
               <w:t xml:space="preserve">Home Page </w:t>
             </w:r>
           </w:p>
-          <w:p/>
+          <w:p>
+            <w:pPr>
+              <w:rPr>
+                <w:highlight w:val="yellow"/>
+              </w:rPr>
+            </w:pPr>
+          </w:p>
         </w:tc>
         <w:tc>
           <w:tcPr>
@@ -37,23 +51,32 @@
                 <w:numId w:val="1"/>
               </w:numPr>
               <w:ind w:leftChars="0"/>
-            </w:pPr>
-            <w:r>
-              <w:rPr>
-                <w:rFonts w:hint="eastAsia"/>
-              </w:rPr>
-              <w:t>N</w:t>
-            </w:r>
-            <w:r>
-              <w:t>ext 5 fixtures</w:t>
-            </w:r>
-            <w:r>
+              <w:rPr>
+                <w:highlight w:val="yellow"/>
+              </w:rPr>
+            </w:pPr>
+            <w:r>
+              <w:rPr>
+                <w:highlight w:val="yellow"/>
+              </w:rPr>
+              <w:t>fixtures</w:t>
+            </w:r>
+            <w:r>
+              <w:rPr>
+                <w:highlight w:val="yellow"/>
+              </w:rPr>
               <w:t xml:space="preserve"> (</w:t>
             </w:r>
             <w:r>
+              <w:rPr>
+                <w:highlight w:val="yellow"/>
+              </w:rPr>
               <w:t>Leverkusen</w:t>
             </w:r>
             <w:r>
+              <w:rPr>
+                <w:highlight w:val="yellow"/>
+              </w:rPr>
               <w:t>)</w:t>
             </w:r>
           </w:p>
@@ -65,20 +88,33 @@
                 <w:numId w:val="1"/>
               </w:numPr>
               <w:ind w:leftChars="0"/>
+              <w:rPr>
+                <w:highlight w:val="yellow"/>
+              </w:rPr>
             </w:pPr>
             <w:r>
               <w:rPr>
                 <w:rFonts w:hint="eastAsia"/>
+                <w:highlight w:val="yellow"/>
               </w:rPr>
               <w:t>L</w:t>
             </w:r>
             <w:r>
+              <w:rPr>
+                <w:highlight w:val="yellow"/>
+              </w:rPr>
               <w:t>eague Table (</w:t>
             </w:r>
             <w:r>
+              <w:rPr>
+                <w:highlight w:val="yellow"/>
+              </w:rPr>
               <w:t>Leverkusen</w:t>
             </w:r>
             <w:r>
+              <w:rPr>
+                <w:highlight w:val="yellow"/>
+              </w:rPr>
               <w:t>)</w:t>
             </w:r>
           </w:p>
@@ -90,8 +126,14 @@
                 <w:numId w:val="1"/>
               </w:numPr>
               <w:ind w:leftChars="0"/>
-            </w:pPr>
-            <w:r>
+              <w:rPr>
+                <w:highlight w:val="yellow"/>
+              </w:rPr>
+            </w:pPr>
+            <w:r>
+              <w:rPr>
+                <w:highlight w:val="yellow"/>
+              </w:rPr>
               <w:t>Trophy(Real Madrid)</w:t>
             </w:r>
           </w:p>
@@ -103,17 +145,27 @@
                 <w:numId w:val="1"/>
               </w:numPr>
               <w:ind w:leftChars="0"/>
+              <w:rPr>
+                <w:highlight w:val="yellow"/>
+              </w:rPr>
             </w:pPr>
             <w:r>
               <w:rPr>
                 <w:rFonts w:hint="eastAsia"/>
+                <w:highlight w:val="yellow"/>
               </w:rPr>
               <w:t>P</w:t>
             </w:r>
             <w:r>
+              <w:rPr>
+                <w:highlight w:val="yellow"/>
+              </w:rPr>
               <w:t>layer(Barcelona)</w:t>
             </w:r>
             <w:r>
+              <w:rPr>
+                <w:highlight w:val="yellow"/>
+              </w:rPr>
               <w:t>/ Featured Player (Brentford)</w:t>
             </w:r>
           </w:p>
@@ -125,14 +177,21 @@
                 <w:numId w:val="1"/>
               </w:numPr>
               <w:ind w:leftChars="0"/>
+              <w:rPr>
+                <w:highlight w:val="yellow"/>
+              </w:rPr>
             </w:pPr>
             <w:r>
               <w:rPr>
                 <w:rFonts w:hint="eastAsia"/>
+                <w:highlight w:val="yellow"/>
               </w:rPr>
               <w:t>C</w:t>
             </w:r>
             <w:r>
+              <w:rPr>
+                <w:highlight w:val="yellow"/>
+              </w:rPr>
               <w:t>lub(Bayern Munich)(Stadium, history, sponsor, song)</w:t>
             </w:r>
           </w:p>
@@ -144,11 +203,20 @@
                 <w:numId w:val="1"/>
               </w:numPr>
               <w:ind w:leftChars="0"/>
-            </w:pPr>
-            <w:r>
+              <w:rPr>
+                <w:highlight w:val="yellow"/>
+              </w:rPr>
+            </w:pPr>
+            <w:r>
+              <w:rPr>
+                <w:highlight w:val="yellow"/>
+              </w:rPr>
               <w:t>Photo</w:t>
             </w:r>
             <w:r>
+              <w:rPr>
+                <w:highlight w:val="yellow"/>
+              </w:rPr>
               <w:t xml:space="preserve"> (AC Milan)</w:t>
             </w:r>
           </w:p>
@@ -160,23 +228,39 @@
                 <w:numId w:val="1"/>
               </w:numPr>
               <w:ind w:leftChars="0"/>
+              <w:rPr>
+                <w:highlight w:val="yellow"/>
+              </w:rPr>
             </w:pPr>
             <w:r>
               <w:rPr>
                 <w:rFonts w:hint="eastAsia"/>
+                <w:highlight w:val="yellow"/>
               </w:rPr>
               <w:t>S</w:t>
             </w:r>
             <w:r>
+              <w:rPr>
+                <w:highlight w:val="yellow"/>
+              </w:rPr>
               <w:t xml:space="preserve">ocial </w:t>
             </w:r>
             <w:r>
+              <w:rPr>
+                <w:highlight w:val="yellow"/>
+              </w:rPr>
               <w:t>Media</w:t>
             </w:r>
             <w:r>
+              <w:rPr>
+                <w:highlight w:val="yellow"/>
+              </w:rPr>
               <w:t xml:space="preserve"> Iframe</w:t>
             </w:r>
             <w:r>
+              <w:rPr>
+                <w:highlight w:val="yellow"/>
+              </w:rPr>
               <w:t xml:space="preserve"> (Leverkusen)</w:t>
             </w:r>
           </w:p>
@@ -188,17 +272,26 @@
                 <w:numId w:val="1"/>
               </w:numPr>
               <w:ind w:leftChars="0"/>
-            </w:pPr>
-            <w:r>
+              <w:rPr>
+                <w:highlight w:val="yellow"/>
+              </w:rPr>
+            </w:pPr>
+            <w:r>
+              <w:rPr>
+                <w:highlight w:val="yellow"/>
+              </w:rPr>
               <w:t>Maybe video(Napoli)(</w:t>
             </w:r>
             <w:r>
-              <w:t xml:space="preserve"> </w:t>
-            </w:r>
-            <w:r>
-              <w:t>https://youtube.com/playlist?list=PLp_A7BZlpSOetgGxcus9QXXcf5q7pFkv3&amp;si=zDG94tX9cYrlfxcJ</w:t>
-            </w:r>
-            <w:r>
+              <w:rPr>
+                <w:highlight w:val="yellow"/>
+              </w:rPr>
+              <w:t xml:space="preserve"> https://youtube.com/playlist?list=PLp_A7BZlpSOetgGxcus9QXXcf5q7pFkv3&amp;si=zDG94tX9cYrlfxcJ</w:t>
+            </w:r>
+            <w:r>
+              <w:rPr>
+                <w:highlight w:val="yellow"/>
+              </w:rPr>
               <w:t>)</w:t>
             </w:r>
           </w:p>
@@ -238,15 +331,39 @@
             <w:pPr>
               <w:rPr>
                 <w:strike/>
-                <w:highlight w:val="yellow"/>
-              </w:rPr>
-            </w:pPr>
-            <w:r>
-              <w:rPr>
-                <w:strike/>
-                <w:highlight w:val="yellow"/>
-              </w:rPr>
-              <w:t>(Norwich City)</w:t>
+              </w:rPr>
+            </w:pPr>
+            <w:r>
+              <w:rPr>
+                <w:strike/>
+              </w:rPr>
+              <w:t>(</w:t>
+            </w:r>
+            <w:r>
+              <w:rPr>
+                <w:strike/>
+              </w:rPr>
+              <w:t>Norwich City)</w:t>
+            </w:r>
+          </w:p>
+          <w:p>
+            <w:pPr>
+              <w:rPr>
+                <w:highlight w:val="yellow"/>
+              </w:rPr>
+            </w:pPr>
+            <w:r>
+              <w:rPr>
+                <w:rFonts w:hint="eastAsia"/>
+                <w:highlight w:val="yellow"/>
+              </w:rPr>
+              <w:t>F</w:t>
+            </w:r>
+            <w:r>
+              <w:rPr>
+                <w:highlight w:val="yellow"/>
+              </w:rPr>
+              <w:t>ilter</w:t>
             </w:r>
           </w:p>
         </w:tc>
@@ -257,21 +374,36 @@
             <w:tcW w:w="2263" w:type="dxa"/>
           </w:tcPr>
           <w:p>
+            <w:pPr>
+              <w:rPr>
+                <w:strike/>
+              </w:rPr>
+            </w:pPr>
             <w:r>
               <w:rPr>
                 <w:rFonts w:hint="eastAsia"/>
+                <w:strike/>
               </w:rPr>
               <w:t>R</w:t>
             </w:r>
             <w:r>
+              <w:rPr>
+                <w:strike/>
+              </w:rPr>
               <w:t xml:space="preserve">esult(Liverpool, </w:t>
             </w:r>
             <w:proofErr w:type="spellStart"/>
             <w:r>
+              <w:rPr>
+                <w:strike/>
+              </w:rPr>
               <w:t>Bournemount</w:t>
             </w:r>
             <w:proofErr w:type="spellEnd"/>
             <w:r>
+              <w:rPr>
+                <w:strike/>
+              </w:rPr>
               <w:t>)</w:t>
             </w:r>
           </w:p>
@@ -350,6 +482,32 @@
                 <w:strike/>
               </w:rPr>
               <w:t>)</w:t>
+            </w:r>
+          </w:p>
+          <w:p>
+            <w:pPr>
+              <w:pStyle w:val="a3"/>
+              <w:numPr>
+                <w:ilvl w:val="0"/>
+                <w:numId w:val="3"/>
+              </w:numPr>
+              <w:ind w:leftChars="0"/>
+              <w:rPr>
+                <w:highlight w:val="yellow"/>
+              </w:rPr>
+            </w:pPr>
+            <w:r>
+              <w:rPr>
+                <w:rFonts w:hint="eastAsia"/>
+                <w:highlight w:val="yellow"/>
+              </w:rPr>
+              <w:t>F</w:t>
+            </w:r>
+            <w:r>
+              <w:rPr>
+                <w:highlight w:val="yellow"/>
+              </w:rPr>
+              <w:t>ilter</w:t>
             </w:r>
           </w:p>
           <w:p/>
@@ -361,7 +519,15 @@
             <w:tcW w:w="2263" w:type="dxa"/>
           </w:tcPr>
           <w:p>
-            <w:r>
+            <w:pPr>
+              <w:rPr>
+                <w:strike/>
+              </w:rPr>
+            </w:pPr>
+            <w:r>
+              <w:rPr>
+                <w:strike/>
+              </w:rPr>
               <w:t>Table (Liverpool, Aston Villa)</w:t>
             </w:r>
           </w:p>
@@ -457,18 +623,35 @@
             <w:tcW w:w="6033" w:type="dxa"/>
           </w:tcPr>
           <w:p>
-            <w:r>
+            <w:pPr>
+              <w:rPr>
+                <w:strike/>
+              </w:rPr>
+            </w:pPr>
+            <w:r>
+              <w:rPr>
+                <w:strike/>
+              </w:rPr>
               <w:t xml:space="preserve">Player Page: </w:t>
             </w:r>
             <w:r>
+              <w:rPr>
+                <w:strike/>
+              </w:rPr>
               <w:t>Fulham (Scale larger when hover)</w:t>
             </w:r>
           </w:p>
           <w:p>
             <w:r>
+              <w:rPr>
+                <w:highlight w:val="yellow"/>
+              </w:rPr>
               <w:t>Player Detail: Fulham</w:t>
             </w:r>
             <w:r>
+              <w:rPr>
+                <w:highlight w:val="yellow"/>
+              </w:rPr>
               <w:t xml:space="preserve"> + Man city</w:t>
             </w:r>
           </w:p>
@@ -483,10 +666,14 @@
             <w:r>
               <w:rPr>
                 <w:rFonts w:hint="eastAsia"/>
+                <w:highlight w:val="yellow"/>
               </w:rPr>
               <w:t>H</w:t>
             </w:r>
             <w:r>
+              <w:rPr>
+                <w:highlight w:val="yellow"/>
+              </w:rPr>
               <w:t>istory/ TimeLine</w:t>
             </w:r>
           </w:p>
@@ -578,51 +765,90 @@
             <w:tcW w:w="2263" w:type="dxa"/>
           </w:tcPr>
           <w:p>
+            <w:pPr>
+              <w:rPr>
+                <w:strike/>
+              </w:rPr>
+            </w:pPr>
             <w:r>
               <w:rPr>
                 <w:rFonts w:hint="eastAsia"/>
+                <w:strike/>
               </w:rPr>
               <w:t>L</w:t>
             </w:r>
             <w:r>
+              <w:rPr>
+                <w:strike/>
+              </w:rPr>
               <w:t>egend</w:t>
             </w:r>
           </w:p>
           <w:p>
+            <w:pPr>
+              <w:rPr>
+                <w:strike/>
+              </w:rPr>
+            </w:pPr>
             <w:r>
               <w:rPr>
                 <w:rFonts w:hint="eastAsia"/>
+                <w:strike/>
               </w:rPr>
               <w:t>(</w:t>
             </w:r>
             <w:r>
+              <w:rPr>
+                <w:strike/>
+              </w:rPr>
               <w:t xml:space="preserve">Hall of </w:t>
             </w:r>
             <w:proofErr w:type="spellStart"/>
             <w:r>
+              <w:rPr>
+                <w:strike/>
+              </w:rPr>
               <w:t>Frame</w:t>
             </w:r>
             <w:proofErr w:type="spellEnd"/>
             <w:r>
+              <w:rPr>
+                <w:strike/>
+              </w:rPr>
               <w:t>)</w:t>
             </w:r>
           </w:p>
           <w:p>
+            <w:pPr>
+              <w:rPr>
+                <w:strike/>
+              </w:rPr>
+            </w:pPr>
             <w:r>
               <w:rPr>
                 <w:rFonts w:hint="eastAsia"/>
+                <w:strike/>
               </w:rPr>
               <w:t>(</w:t>
             </w:r>
             <w:r>
+              <w:rPr>
+                <w:strike/>
+              </w:rPr>
               <w:t xml:space="preserve">AC </w:t>
             </w:r>
             <w:proofErr w:type="spellStart"/>
             <w:r>
+              <w:rPr>
+                <w:strike/>
+              </w:rPr>
               <w:t>Milian</w:t>
             </w:r>
             <w:proofErr w:type="spellEnd"/>
             <w:r>
+              <w:rPr>
+                <w:strike/>
+              </w:rPr>
               <w:t>)</w:t>
             </w:r>
           </w:p>
@@ -639,14 +865,21 @@
                 <w:numId w:val="6"/>
               </w:numPr>
               <w:ind w:leftChars="0"/>
+              <w:rPr>
+                <w:strike/>
+              </w:rPr>
             </w:pPr>
             <w:r>
               <w:rPr>
                 <w:rFonts w:hint="eastAsia"/>
+                <w:strike/>
               </w:rPr>
               <w:t>A</w:t>
             </w:r>
             <w:r>
+              <w:rPr>
+                <w:strike/>
+              </w:rPr>
               <w:t>guero</w:t>
             </w:r>
           </w:p>
@@ -658,14 +891,21 @@
                 <w:numId w:val="6"/>
               </w:numPr>
               <w:ind w:leftChars="0"/>
+              <w:rPr>
+                <w:strike/>
+              </w:rPr>
             </w:pPr>
             <w:r>
               <w:rPr>
                 <w:rFonts w:hint="eastAsia"/>
+                <w:strike/>
               </w:rPr>
               <w:t>D</w:t>
             </w:r>
             <w:r>
+              <w:rPr>
+                <w:strike/>
+              </w:rPr>
               <w:t>avid Silva</w:t>
             </w:r>
           </w:p>
@@ -677,17 +917,27 @@
                 <w:numId w:val="6"/>
               </w:numPr>
               <w:ind w:leftChars="0"/>
+              <w:rPr>
+                <w:strike/>
+              </w:rPr>
             </w:pPr>
             <w:r>
               <w:rPr>
                 <w:rFonts w:hint="eastAsia"/>
+                <w:strike/>
               </w:rPr>
               <w:t>Y</w:t>
             </w:r>
             <w:r>
+              <w:rPr>
+                <w:strike/>
+              </w:rPr>
               <w:t xml:space="preserve">aya </w:t>
             </w:r>
             <w:r>
+              <w:rPr>
+                <w:strike/>
+              </w:rPr>
               <w:t>Touré</w:t>
             </w:r>
           </w:p>
@@ -699,15 +949,45 @@
                 <w:numId w:val="6"/>
               </w:numPr>
               <w:ind w:leftChars="0"/>
+              <w:rPr>
+                <w:strike/>
+              </w:rPr>
             </w:pPr>
             <w:r>
               <w:rPr>
                 <w:rFonts w:hint="eastAsia"/>
+                <w:strike/>
               </w:rPr>
               <w:t>K</w:t>
             </w:r>
             <w:r>
+              <w:rPr>
+                <w:strike/>
+              </w:rPr>
               <w:t>ompany</w:t>
+            </w:r>
+          </w:p>
+          <w:p>
+            <w:pPr>
+              <w:pStyle w:val="a3"/>
+              <w:numPr>
+                <w:ilvl w:val="0"/>
+                <w:numId w:val="6"/>
+              </w:numPr>
+              <w:ind w:leftChars="0"/>
+            </w:pPr>
+            <w:r>
+              <w:rPr>
+                <w:rFonts w:hint="eastAsia"/>
+                <w:highlight w:val="yellow"/>
+              </w:rPr>
+              <w:t>D</w:t>
+            </w:r>
+            <w:r>
+              <w:rPr>
+                <w:highlight w:val="yellow"/>
+              </w:rPr>
+              <w:t>etail</w:t>
             </w:r>
           </w:p>
         </w:tc>
@@ -863,10 +1143,14 @@
             <w:r>
               <w:rPr>
                 <w:rFonts w:hint="eastAsia"/>
+                <w:highlight w:val="yellow"/>
               </w:rPr>
               <w:t>G</w:t>
             </w:r>
             <w:r>
+              <w:rPr>
+                <w:highlight w:val="yellow"/>
+              </w:rPr>
               <w:t>allery</w:t>
             </w:r>
           </w:p>
@@ -880,6 +1164,8 @@
               <w:pStyle w:val="a3"/>
               <w:ind w:leftChars="0" w:left="960"/>
             </w:pPr>
+            <w:bookmarkStart w:id="0" w:name="_GoBack"/>
+            <w:bookmarkEnd w:id="0"/>
           </w:p>
         </w:tc>
       </w:tr>
@@ -889,13 +1175,29 @@
             <w:tcW w:w="2263" w:type="dxa"/>
           </w:tcPr>
           <w:p>
-            <w:r>
+            <w:pPr>
+              <w:rPr>
+                <w:strike/>
+              </w:rPr>
+            </w:pPr>
+            <w:r>
+              <w:rPr>
+                <w:strike/>
+              </w:rPr>
               <w:lastRenderedPageBreak/>
               <w:t>About us</w:t>
             </w:r>
           </w:p>
           <w:p>
-            <w:r>
+            <w:pPr>
+              <w:rPr>
+                <w:strike/>
+              </w:rPr>
+            </w:pPr>
+            <w:r>
+              <w:rPr>
+                <w:strike/>
+              </w:rPr>
               <w:t>(TG Source)</w:t>
             </w:r>
           </w:p>
@@ -912,8 +1214,14 @@
                 <w:numId w:val="9"/>
               </w:numPr>
               <w:ind w:leftChars="0"/>
-            </w:pPr>
-            <w:r>
+              <w:rPr>
+                <w:strike/>
+              </w:rPr>
+            </w:pPr>
+            <w:r>
+              <w:rPr>
+                <w:strike/>
+              </w:rPr>
               <w:t>About</w:t>
             </w:r>
           </w:p>
@@ -925,8 +1233,14 @@
                 <w:numId w:val="9"/>
               </w:numPr>
               <w:ind w:leftChars="0"/>
-            </w:pPr>
-            <w:r>
+              <w:rPr>
+                <w:strike/>
+              </w:rPr>
+            </w:pPr>
+            <w:r>
+              <w:rPr>
+                <w:strike/>
+              </w:rPr>
               <w:t>Contact Form</w:t>
             </w:r>
           </w:p>

--- a/ITE3006/content.docx
+++ b/ITE3006/content.docx
@@ -975,17 +975,20 @@
                 <w:numId w:val="6"/>
               </w:numPr>
               <w:ind w:leftChars="0"/>
+              <w:rPr>
+                <w:strike/>
+              </w:rPr>
             </w:pPr>
             <w:r>
               <w:rPr>
                 <w:rFonts w:hint="eastAsia"/>
-                <w:highlight w:val="yellow"/>
+                <w:strike/>
               </w:rPr>
               <w:t>D</w:t>
             </w:r>
             <w:r>
               <w:rPr>
-                <w:highlight w:val="yellow"/>
+                <w:strike/>
               </w:rPr>
               <w:t>etail</w:t>
             </w:r>

--- a/ITE3006/content.docx
+++ b/ITE3006/content.docx
@@ -593,27 +593,48 @@
             <w:tcW w:w="2263" w:type="dxa"/>
           </w:tcPr>
           <w:p>
+            <w:pPr>
+              <w:rPr>
+                <w:strike/>
+              </w:rPr>
+            </w:pPr>
             <w:r>
               <w:rPr>
                 <w:rFonts w:hint="eastAsia"/>
+                <w:strike/>
               </w:rPr>
               <w:t>P</w:t>
             </w:r>
             <w:r>
+              <w:rPr>
+                <w:strike/>
+              </w:rPr>
               <w:t>layer (</w:t>
             </w:r>
             <w:proofErr w:type="spellStart"/>
             <w:r>
+              <w:rPr>
+                <w:strike/>
+              </w:rPr>
               <w:t>ManCity</w:t>
             </w:r>
             <w:proofErr w:type="spellEnd"/>
             <w:r>
+              <w:rPr>
+                <w:strike/>
+              </w:rPr>
               <w:t xml:space="preserve">/ </w:t>
             </w:r>
             <w:r>
+              <w:rPr>
+                <w:strike/>
+              </w:rPr>
               <w:t>Fulham</w:t>
             </w:r>
             <w:r>
+              <w:rPr>
+                <w:strike/>
+              </w:rPr>
               <w:t>)</w:t>
             </w:r>
           </w:p>
@@ -642,15 +663,20 @@
             </w:r>
           </w:p>
           <w:p>
-            <w:r>
-              <w:rPr>
-                <w:highlight w:val="yellow"/>
+            <w:pPr>
+              <w:rPr>
+                <w:strike/>
+              </w:rPr>
+            </w:pPr>
+            <w:r>
+              <w:rPr>
+                <w:strike/>
               </w:rPr>
               <w:t>Player Detail: Fulham</w:t>
             </w:r>
             <w:r>
               <w:rPr>
-                <w:highlight w:val="yellow"/>
+                <w:strike/>
               </w:rPr>
               <w:t xml:space="preserve"> + Man city</w:t>
             </w:r>
@@ -1167,8 +1193,6 @@
               <w:pStyle w:val="a3"/>
               <w:ind w:leftChars="0" w:left="960"/>
             </w:pPr>
-            <w:bookmarkStart w:id="0" w:name="_GoBack"/>
-            <w:bookmarkEnd w:id="0"/>
           </w:p>
         </w:tc>
       </w:tr>

--- a/ITE3006/content.docx
+++ b/ITE3006/content.docx
@@ -390,21 +390,7 @@
               <w:rPr>
                 <w:strike/>
               </w:rPr>
-              <w:t xml:space="preserve">esult(Liverpool, </w:t>
-            </w:r>
-            <w:proofErr w:type="spellStart"/>
-            <w:r>
-              <w:rPr>
-                <w:strike/>
-              </w:rPr>
-              <w:t>Bournemount</w:t>
-            </w:r>
-            <w:proofErr w:type="spellEnd"/>
-            <w:r>
-              <w:rPr>
-                <w:strike/>
-              </w:rPr>
-              <w:t>)</w:t>
+              <w:t>esult(Liverpool, Bournemount)</w:t>
             </w:r>
           </w:p>
           <w:p/>
@@ -429,16 +415,8 @@
               <w:rPr>
                 <w:strike/>
               </w:rPr>
-              <w:t xml:space="preserve">Match </w:t>
-            </w:r>
-            <w:proofErr w:type="spellStart"/>
-            <w:r>
-              <w:rPr>
-                <w:strike/>
-              </w:rPr>
-              <w:t>Center</w:t>
-            </w:r>
-            <w:proofErr w:type="spellEnd"/>
+              <w:t>Match Center</w:t>
+            </w:r>
             <w:r>
               <w:rPr>
                 <w:strike/>
@@ -611,19 +589,11 @@
               </w:rPr>
               <w:t>layer (</w:t>
             </w:r>
-            <w:proofErr w:type="spellStart"/>
-            <w:r>
-              <w:rPr>
-                <w:strike/>
-              </w:rPr>
-              <w:t>ManCity</w:t>
-            </w:r>
-            <w:proofErr w:type="spellEnd"/>
-            <w:r>
-              <w:rPr>
-                <w:strike/>
-              </w:rPr>
-              <w:t xml:space="preserve">/ </w:t>
+            <w:r>
+              <w:rPr>
+                <w:strike/>
+              </w:rPr>
+              <w:t xml:space="preserve">ManCity/ </w:t>
             </w:r>
             <w:r>
               <w:rPr>
@@ -766,21 +736,7 @@
               <w:rPr>
                 <w:strike/>
               </w:rPr>
-              <w:t xml:space="preserve"> </w:t>
-            </w:r>
-            <w:proofErr w:type="spellStart"/>
-            <w:r>
-              <w:rPr>
-                <w:strike/>
-              </w:rPr>
-              <w:t>milian</w:t>
-            </w:r>
-            <w:proofErr w:type="spellEnd"/>
-            <w:r>
-              <w:rPr>
-                <w:strike/>
-              </w:rPr>
-              <w:t>)</w:t>
+              <w:t xml:space="preserve"> milian)</w:t>
             </w:r>
           </w:p>
         </w:tc>
@@ -827,21 +783,7 @@
               <w:rPr>
                 <w:strike/>
               </w:rPr>
-              <w:t xml:space="preserve">Hall of </w:t>
-            </w:r>
-            <w:proofErr w:type="spellStart"/>
-            <w:r>
-              <w:rPr>
-                <w:strike/>
-              </w:rPr>
-              <w:t>Frame</w:t>
-            </w:r>
-            <w:proofErr w:type="spellEnd"/>
-            <w:r>
-              <w:rPr>
-                <w:strike/>
-              </w:rPr>
-              <w:t>)</w:t>
+              <w:t>Hall of Frame)</w:t>
             </w:r>
           </w:p>
           <w:p>
@@ -861,21 +803,7 @@
               <w:rPr>
                 <w:strike/>
               </w:rPr>
-              <w:t xml:space="preserve">AC </w:t>
-            </w:r>
-            <w:proofErr w:type="spellStart"/>
-            <w:r>
-              <w:rPr>
-                <w:strike/>
-              </w:rPr>
-              <w:t>Milian</w:t>
-            </w:r>
-            <w:proofErr w:type="spellEnd"/>
-            <w:r>
-              <w:rPr>
-                <w:strike/>
-              </w:rPr>
-              <w:t>)</w:t>
+              <w:t>AC Milian)</w:t>
             </w:r>
           </w:p>
         </w:tc>
@@ -1169,16 +1097,21 @@
             <w:tcW w:w="2263" w:type="dxa"/>
           </w:tcPr>
           <w:p>
+            <w:pPr>
+              <w:rPr>
+                <w:strike/>
+              </w:rPr>
+            </w:pPr>
             <w:r>
               <w:rPr>
                 <w:rFonts w:hint="eastAsia"/>
-                <w:highlight w:val="yellow"/>
+                <w:strike/>
               </w:rPr>
               <w:t>G</w:t>
             </w:r>
             <w:r>
               <w:rPr>
-                <w:highlight w:val="yellow"/>
+                <w:strike/>
               </w:rPr>
               <w:t>allery</w:t>
             </w:r>

--- a/ITE3006/content.docx
+++ b/ITE3006/content.docx
@@ -77,7 +77,19 @@
               <w:rPr>
                 <w:highlight w:val="yellow"/>
               </w:rPr>
-              <w:t>)</w:t>
+              <w:t xml:space="preserve"> or Burnley) (</w:t>
+            </w:r>
+            <w:r>
+              <w:rPr>
+                <w:highlight w:val="yellow"/>
+              </w:rPr>
+              <w:t xml:space="preserve">maybe </w:t>
+            </w:r>
+            <w:r>
+              <w:rPr>
+                <w:highlight w:val="yellow"/>
+              </w:rPr>
+              <w:t>place under video/photo like Napoli)</w:t>
             </w:r>
           </w:p>
           <w:p>
@@ -146,27 +158,33 @@
               </w:numPr>
               <w:ind w:leftChars="0"/>
               <w:rPr>
-                <w:highlight w:val="yellow"/>
+                <w:strike/>
               </w:rPr>
             </w:pPr>
             <w:r>
               <w:rPr>
                 <w:rFonts w:hint="eastAsia"/>
-                <w:highlight w:val="yellow"/>
+                <w:strike/>
               </w:rPr>
               <w:t>P</w:t>
             </w:r>
             <w:r>
               <w:rPr>
-                <w:highlight w:val="yellow"/>
+                <w:strike/>
               </w:rPr>
               <w:t>layer(Barcelona)</w:t>
             </w:r>
             <w:r>
               <w:rPr>
-                <w:highlight w:val="yellow"/>
+                <w:strike/>
               </w:rPr>
               <w:t>/ Featured Player (Brentford)</w:t>
+            </w:r>
+            <w:r>
+              <w:rPr>
+                <w:strike/>
+              </w:rPr>
+              <w:t xml:space="preserve"> </w:t>
             </w:r>
           </w:p>
           <w:p>
@@ -217,7 +235,19 @@
               <w:rPr>
                 <w:highlight w:val="yellow"/>
               </w:rPr>
-              <w:t xml:space="preserve"> (AC Milan)</w:t>
+              <w:t xml:space="preserve"> (AC Milan</w:t>
+            </w:r>
+            <w:r>
+              <w:rPr>
+                <w:highlight w:val="yellow"/>
+              </w:rPr>
+              <w:t>/Leverkusen</w:t>
+            </w:r>
+            <w:r>
+              <w:rPr>
+                <w:highlight w:val="yellow"/>
+              </w:rPr>
+              <w:t>)</w:t>
             </w:r>
           </w:p>
           <w:p>
@@ -349,19 +379,20 @@
           <w:p>
             <w:pPr>
               <w:rPr>
+                <w:strike/>
                 <w:highlight w:val="yellow"/>
               </w:rPr>
             </w:pPr>
             <w:r>
               <w:rPr>
                 <w:rFonts w:hint="eastAsia"/>
-                <w:highlight w:val="yellow"/>
+                <w:strike/>
               </w:rPr>
               <w:t>F</w:t>
             </w:r>
             <w:r>
               <w:rPr>
-                <w:highlight w:val="yellow"/>
+                <w:strike/>
               </w:rPr>
               <w:t>ilter</w:t>
             </w:r>
@@ -471,19 +502,19 @@
               </w:numPr>
               <w:ind w:leftChars="0"/>
               <w:rPr>
-                <w:highlight w:val="yellow"/>
+                <w:strike/>
               </w:rPr>
             </w:pPr>
             <w:r>
               <w:rPr>
                 <w:rFonts w:hint="eastAsia"/>
-                <w:highlight w:val="yellow"/>
+                <w:strike/>
               </w:rPr>
               <w:t>F</w:t>
             </w:r>
             <w:r>
               <w:rPr>
-                <w:highlight w:val="yellow"/>
+                <w:strike/>
               </w:rPr>
               <w:t>ilter</w:t>
             </w:r>
@@ -724,19 +755,11 @@
               </w:rPr>
               <w:t>(</w:t>
             </w:r>
-            <w:proofErr w:type="gramStart"/>
-            <w:r>
-              <w:rPr>
-                <w:strike/>
-              </w:rPr>
-              <w:t>ac</w:t>
-            </w:r>
-            <w:proofErr w:type="gramEnd"/>
-            <w:r>
-              <w:rPr>
-                <w:strike/>
-              </w:rPr>
-              <w:t xml:space="preserve"> milian)</w:t>
+            <w:r>
+              <w:rPr>
+                <w:strike/>
+              </w:rPr>
+              <w:t>ac milian)</w:t>
             </w:r>
           </w:p>
         </w:tc>
@@ -1107,6 +1130,7 @@
                 <w:rFonts w:hint="eastAsia"/>
                 <w:strike/>
               </w:rPr>
+              <w:lastRenderedPageBreak/>
               <w:t>G</w:t>
             </w:r>
             <w:r>
@@ -1144,7 +1168,6 @@
               <w:rPr>
                 <w:strike/>
               </w:rPr>
-              <w:lastRenderedPageBreak/>
               <w:t>About us</w:t>
             </w:r>
           </w:p>

--- a/ITE3006/content.docx
+++ b/ITE3006/content.docx
@@ -139,12 +139,12 @@
               </w:numPr>
               <w:ind w:leftChars="0"/>
               <w:rPr>
-                <w:highlight w:val="yellow"/>
-              </w:rPr>
-            </w:pPr>
-            <w:r>
-              <w:rPr>
-                <w:highlight w:val="yellow"/>
+                <w:strike/>
+              </w:rPr>
+            </w:pPr>
+            <w:r>
+              <w:rPr>
+                <w:strike/>
               </w:rPr>
               <w:t>Trophy(Real Madrid)</w:t>
             </w:r>
@@ -210,7 +210,7 @@
               <w:rPr>
                 <w:highlight w:val="yellow"/>
               </w:rPr>
-              <w:t>lub(Bayern Munich)(Stadium, history, sponsor, song)</w:t>
+              <w:t>lub(Bayern Munich)(Stadium, history, song)</w:t>
             </w:r>
           </w:p>
           <w:p>
@@ -421,7 +421,21 @@
               <w:rPr>
                 <w:strike/>
               </w:rPr>
-              <w:t>esult(Liverpool, Bournemount)</w:t>
+              <w:t xml:space="preserve">esult(Liverpool, </w:t>
+            </w:r>
+            <w:proofErr w:type="spellStart"/>
+            <w:r>
+              <w:rPr>
+                <w:strike/>
+              </w:rPr>
+              <w:t>Bournemount</w:t>
+            </w:r>
+            <w:proofErr w:type="spellEnd"/>
+            <w:r>
+              <w:rPr>
+                <w:strike/>
+              </w:rPr>
+              <w:t>)</w:t>
             </w:r>
           </w:p>
           <w:p/>
@@ -446,8 +460,16 @@
               <w:rPr>
                 <w:strike/>
               </w:rPr>
-              <w:t>Match Center</w:t>
-            </w:r>
+              <w:t xml:space="preserve">Match </w:t>
+            </w:r>
+            <w:proofErr w:type="spellStart"/>
+            <w:r>
+              <w:rPr>
+                <w:strike/>
+              </w:rPr>
+              <w:t>Center</w:t>
+            </w:r>
+            <w:proofErr w:type="spellEnd"/>
             <w:r>
               <w:rPr>
                 <w:strike/>
@@ -755,11 +777,33 @@
               </w:rPr>
               <w:t>(</w:t>
             </w:r>
-            <w:r>
-              <w:rPr>
-                <w:strike/>
-              </w:rPr>
-              <w:t>ac milian)</w:t>
+            <w:proofErr w:type="gramStart"/>
+            <w:r>
+              <w:rPr>
+                <w:strike/>
+              </w:rPr>
+              <w:t>ac</w:t>
+            </w:r>
+            <w:proofErr w:type="gramEnd"/>
+            <w:r>
+              <w:rPr>
+                <w:strike/>
+              </w:rPr>
+              <w:t xml:space="preserve"> </w:t>
+            </w:r>
+            <w:proofErr w:type="spellStart"/>
+            <w:r>
+              <w:rPr>
+                <w:strike/>
+              </w:rPr>
+              <w:t>milian</w:t>
+            </w:r>
+            <w:proofErr w:type="spellEnd"/>
+            <w:r>
+              <w:rPr>
+                <w:strike/>
+              </w:rPr>
+              <w:t>)</w:t>
             </w:r>
           </w:p>
         </w:tc>
@@ -826,7 +870,21 @@
               <w:rPr>
                 <w:strike/>
               </w:rPr>
-              <w:t>AC Milian)</w:t>
+              <w:t xml:space="preserve">AC </w:t>
+            </w:r>
+            <w:proofErr w:type="spellStart"/>
+            <w:r>
+              <w:rPr>
+                <w:strike/>
+              </w:rPr>
+              <w:t>Milian</w:t>
+            </w:r>
+            <w:proofErr w:type="spellEnd"/>
+            <w:r>
+              <w:rPr>
+                <w:strike/>
+              </w:rPr>
+              <w:t>)</w:t>
             </w:r>
           </w:p>
         </w:tc>

--- a/ITE3006/content.docx
+++ b/ITE3006/content.docx
@@ -52,44 +52,70 @@
               </w:numPr>
               <w:ind w:leftChars="0"/>
               <w:rPr>
-                <w:highlight w:val="yellow"/>
-              </w:rPr>
-            </w:pPr>
-            <w:r>
-              <w:rPr>
-                <w:highlight w:val="yellow"/>
+                <w:strike/>
+              </w:rPr>
+            </w:pPr>
+            <w:r>
+              <w:rPr>
+                <w:strike/>
               </w:rPr>
               <w:t>fixtures</w:t>
             </w:r>
             <w:r>
               <w:rPr>
-                <w:highlight w:val="yellow"/>
+                <w:strike/>
               </w:rPr>
               <w:t xml:space="preserve"> (</w:t>
             </w:r>
             <w:r>
               <w:rPr>
-                <w:highlight w:val="yellow"/>
-              </w:rPr>
-              <w:t>Leverkusen</w:t>
-            </w:r>
-            <w:r>
-              <w:rPr>
-                <w:highlight w:val="yellow"/>
-              </w:rPr>
-              <w:t xml:space="preserve"> or Burnley) (</w:t>
-            </w:r>
-            <w:r>
-              <w:rPr>
-                <w:highlight w:val="yellow"/>
+                <w:strike/>
+              </w:rPr>
+              <w:t xml:space="preserve">AC </w:t>
+            </w:r>
+            <w:proofErr w:type="spellStart"/>
+            <w:r>
+              <w:rPr>
+                <w:strike/>
+              </w:rPr>
+              <w:t>Milian</w:t>
+            </w:r>
+            <w:proofErr w:type="spellEnd"/>
+            <w:r>
+              <w:rPr>
+                <w:strike/>
+              </w:rPr>
+              <w:t>) (</w:t>
+            </w:r>
+            <w:r>
+              <w:rPr>
+                <w:strike/>
               </w:rPr>
               <w:t xml:space="preserve">maybe </w:t>
             </w:r>
             <w:r>
               <w:rPr>
-                <w:highlight w:val="yellow"/>
+                <w:strike/>
               </w:rPr>
               <w:t>place under video/photo like Napoli)</w:t>
+            </w:r>
+            <w:r>
+              <w:rPr>
+                <w:strike/>
+              </w:rPr>
+              <w:t xml:space="preserve"> (</w:t>
+            </w:r>
+            <w:r>
+              <w:rPr>
+                <w:strike/>
+              </w:rPr>
+              <w:t>light</w:t>
+            </w:r>
+            <w:r>
+              <w:rPr>
+                <w:strike/>
+              </w:rPr>
+              <w:t>)</w:t>
             </w:r>
           </w:p>
           <w:p>
@@ -101,31 +127,49 @@
               </w:numPr>
               <w:ind w:leftChars="0"/>
               <w:rPr>
-                <w:highlight w:val="yellow"/>
+                <w:strike/>
               </w:rPr>
             </w:pPr>
             <w:r>
               <w:rPr>
                 <w:rFonts w:hint="eastAsia"/>
-                <w:highlight w:val="yellow"/>
+                <w:strike/>
               </w:rPr>
               <w:t>L</w:t>
             </w:r>
             <w:r>
               <w:rPr>
-                <w:highlight w:val="yellow"/>
+                <w:strike/>
               </w:rPr>
               <w:t>eague Table (</w:t>
             </w:r>
             <w:r>
               <w:rPr>
-                <w:highlight w:val="yellow"/>
+                <w:strike/>
               </w:rPr>
               <w:t>Leverkusen</w:t>
             </w:r>
             <w:r>
               <w:rPr>
-                <w:highlight w:val="yellow"/>
+                <w:strike/>
+              </w:rPr>
+              <w:t>)</w:t>
+            </w:r>
+            <w:r>
+              <w:rPr>
+                <w:strike/>
+              </w:rPr>
+              <w:t xml:space="preserve"> (</w:t>
+            </w:r>
+            <w:r>
+              <w:rPr>
+                <w:strike/>
+              </w:rPr>
+              <w:t>light</w:t>
+            </w:r>
+            <w:r>
+              <w:rPr>
+                <w:strike/>
               </w:rPr>
               <w:t>)</w:t>
             </w:r>
@@ -146,7 +190,7 @@
               <w:rPr>
                 <w:strike/>
               </w:rPr>
-              <w:t>Trophy(Real Madrid)</w:t>
+              <w:t>Statistic(dark)</w:t>
             </w:r>
           </w:p>
           <w:p>
@@ -166,25 +210,39 @@
                 <w:rFonts w:hint="eastAsia"/>
                 <w:strike/>
               </w:rPr>
-              <w:t>P</w:t>
-            </w:r>
-            <w:r>
-              <w:rPr>
-                <w:strike/>
-              </w:rPr>
-              <w:t>layer(Barcelona)</w:t>
-            </w:r>
-            <w:r>
-              <w:rPr>
-                <w:strike/>
-              </w:rPr>
-              <w:t>/ Featured Player (Brentford)</w:t>
-            </w:r>
-            <w:r>
-              <w:rPr>
-                <w:strike/>
-              </w:rPr>
-              <w:t xml:space="preserve"> </w:t>
+              <w:t>C</w:t>
+            </w:r>
+            <w:r>
+              <w:rPr>
+                <w:strike/>
+              </w:rPr>
+              <w:t>lub(Bayern Munich)(Stadium, history</w:t>
+            </w:r>
+            <w:r>
+              <w:rPr>
+                <w:strike/>
+              </w:rPr>
+              <w:t xml:space="preserve">/hall of </w:t>
+            </w:r>
+            <w:proofErr w:type="spellStart"/>
+            <w:r>
+              <w:rPr>
+                <w:strike/>
+              </w:rPr>
+              <w:t>frame</w:t>
+            </w:r>
+            <w:proofErr w:type="spellEnd"/>
+            <w:r>
+              <w:rPr>
+                <w:strike/>
+              </w:rPr>
+              <w:t>, song)</w:t>
+            </w:r>
+            <w:r>
+              <w:rPr>
+                <w:strike/>
+              </w:rPr>
+              <w:t xml:space="preserve"> (light)</w:t>
             </w:r>
           </w:p>
           <w:p>
@@ -196,21 +254,27 @@
               </w:numPr>
               <w:ind w:leftChars="0"/>
               <w:rPr>
-                <w:highlight w:val="yellow"/>
+                <w:strike/>
               </w:rPr>
             </w:pPr>
             <w:r>
               <w:rPr>
                 <w:rFonts w:hint="eastAsia"/>
-                <w:highlight w:val="yellow"/>
-              </w:rPr>
-              <w:t>C</w:t>
-            </w:r>
-            <w:r>
-              <w:rPr>
-                <w:highlight w:val="yellow"/>
-              </w:rPr>
-              <w:t>lub(Bayern Munich)(Stadium, history, song)</w:t>
+                <w:strike/>
+              </w:rPr>
+              <w:t>P</w:t>
+            </w:r>
+            <w:r>
+              <w:rPr>
+                <w:strike/>
+              </w:rPr>
+              <w:t xml:space="preserve">layer(Barcelona)/ Featured Player (Brentford) </w:t>
+            </w:r>
+            <w:r>
+              <w:rPr>
+                <w:strike/>
+              </w:rPr>
+              <w:t xml:space="preserve"> (dark)</w:t>
             </w:r>
           </w:p>
           <w:p>
@@ -222,32 +286,20 @@
               </w:numPr>
               <w:ind w:leftChars="0"/>
               <w:rPr>
-                <w:highlight w:val="yellow"/>
-              </w:rPr>
-            </w:pPr>
-            <w:r>
-              <w:rPr>
-                <w:highlight w:val="yellow"/>
-              </w:rPr>
-              <w:t>Photo</w:t>
-            </w:r>
-            <w:r>
-              <w:rPr>
-                <w:highlight w:val="yellow"/>
-              </w:rPr>
-              <w:t xml:space="preserve"> (AC Milan</w:t>
-            </w:r>
-            <w:r>
-              <w:rPr>
-                <w:highlight w:val="yellow"/>
-              </w:rPr>
-              <w:t>/Leverkusen</w:t>
-            </w:r>
-            <w:r>
-              <w:rPr>
-                <w:highlight w:val="yellow"/>
-              </w:rPr>
-              <w:t>)</w:t>
+                <w:strike/>
+              </w:rPr>
+            </w:pPr>
+            <w:r>
+              <w:rPr>
+                <w:strike/>
+              </w:rPr>
+              <w:t>Trophy(Real Madrid)</w:t>
+            </w:r>
+            <w:r>
+              <w:rPr>
+                <w:strike/>
+              </w:rPr>
+              <w:t xml:space="preserve"> (light)</w:t>
             </w:r>
           </w:p>
           <w:p>
@@ -264,6 +316,49 @@
             </w:pPr>
             <w:r>
               <w:rPr>
+                <w:highlight w:val="yellow"/>
+              </w:rPr>
+              <w:t>Photo</w:t>
+            </w:r>
+            <w:r>
+              <w:rPr>
+                <w:highlight w:val="yellow"/>
+              </w:rPr>
+              <w:t xml:space="preserve"> (AC Milan</w:t>
+            </w:r>
+            <w:r>
+              <w:rPr>
+                <w:highlight w:val="yellow"/>
+              </w:rPr>
+              <w:t>/Leverkusen</w:t>
+            </w:r>
+            <w:r>
+              <w:rPr>
+                <w:highlight w:val="yellow"/>
+              </w:rPr>
+              <w:t>)</w:t>
+            </w:r>
+            <w:r>
+              <w:rPr>
+                <w:highlight w:val="yellow"/>
+              </w:rPr>
+              <w:t xml:space="preserve"> (dark)</w:t>
+            </w:r>
+          </w:p>
+          <w:p>
+            <w:pPr>
+              <w:pStyle w:val="a3"/>
+              <w:numPr>
+                <w:ilvl w:val="0"/>
+                <w:numId w:val="1"/>
+              </w:numPr>
+              <w:ind w:leftChars="0"/>
+              <w:rPr>
+                <w:highlight w:val="yellow"/>
+              </w:rPr>
+            </w:pPr>
+            <w:r>
+              <w:rPr>
                 <w:rFonts w:hint="eastAsia"/>
                 <w:highlight w:val="yellow"/>
               </w:rPr>
@@ -285,13 +380,27 @@
               <w:rPr>
                 <w:highlight w:val="yellow"/>
               </w:rPr>
-              <w:t xml:space="preserve"> Iframe</w:t>
-            </w:r>
+              <w:t xml:space="preserve"> </w:t>
+            </w:r>
+            <w:proofErr w:type="spellStart"/>
             <w:r>
               <w:rPr>
                 <w:highlight w:val="yellow"/>
               </w:rPr>
+              <w:t>Iframe</w:t>
+            </w:r>
+            <w:proofErr w:type="spellEnd"/>
+            <w:r>
+              <w:rPr>
+                <w:highlight w:val="yellow"/>
+              </w:rPr>
               <w:t xml:space="preserve"> (Leverkusen)</w:t>
+            </w:r>
+            <w:r>
+              <w:rPr>
+                <w:highlight w:val="yellow"/>
+              </w:rPr>
+              <w:t xml:space="preserve"> (light)</w:t>
             </w:r>
           </w:p>
           <w:p>
@@ -642,11 +751,19 @@
               </w:rPr>
               <w:t>layer (</w:t>
             </w:r>
-            <w:r>
-              <w:rPr>
-                <w:strike/>
-              </w:rPr>
-              <w:t xml:space="preserve">ManCity/ </w:t>
+            <w:proofErr w:type="spellStart"/>
+            <w:r>
+              <w:rPr>
+                <w:strike/>
+              </w:rPr>
+              <w:t>ManCity</w:t>
+            </w:r>
+            <w:proofErr w:type="spellEnd"/>
+            <w:r>
+              <w:rPr>
+                <w:strike/>
+              </w:rPr>
+              <w:t xml:space="preserve">/ </w:t>
             </w:r>
             <w:r>
               <w:rPr>
@@ -850,7 +967,21 @@
               <w:rPr>
                 <w:strike/>
               </w:rPr>
-              <w:t>Hall of Frame)</w:t>
+              <w:t xml:space="preserve">Hall of </w:t>
+            </w:r>
+            <w:proofErr w:type="spellStart"/>
+            <w:r>
+              <w:rPr>
+                <w:strike/>
+              </w:rPr>
+              <w:t>Frame</w:t>
+            </w:r>
+            <w:proofErr w:type="spellEnd"/>
+            <w:r>
+              <w:rPr>
+                <w:strike/>
+              </w:rPr>
+              <w:t>)</w:t>
             </w:r>
           </w:p>
           <w:p>
@@ -1104,6 +1235,7 @@
                 <w:rFonts w:hint="eastAsia"/>
                 <w:highlight w:val="black"/>
               </w:rPr>
+              <w:lastRenderedPageBreak/>
               <w:t>S</w:t>
             </w:r>
             <w:r>
@@ -1188,7 +1320,6 @@
                 <w:rFonts w:hint="eastAsia"/>
                 <w:strike/>
               </w:rPr>
-              <w:lastRenderedPageBreak/>
               <w:t>G</w:t>
             </w:r>
             <w:r>

--- a/ITE3006/content.docx
+++ b/ITE3006/content.docx
@@ -21,12 +21,12 @@
           <w:p>
             <w:pPr>
               <w:rPr>
-                <w:highlight w:val="yellow"/>
-              </w:rPr>
-            </w:pPr>
-            <w:r>
-              <w:rPr>
-                <w:highlight w:val="yellow"/>
+                <w:strike/>
+              </w:rPr>
+            </w:pPr>
+            <w:r>
+              <w:rPr>
+                <w:strike/>
               </w:rPr>
               <w:t xml:space="preserve">Home Page </w:t>
             </w:r>
@@ -311,36 +311,36 @@
               </w:numPr>
               <w:ind w:leftChars="0"/>
               <w:rPr>
-                <w:highlight w:val="yellow"/>
-              </w:rPr>
-            </w:pPr>
-            <w:r>
-              <w:rPr>
-                <w:highlight w:val="yellow"/>
+                <w:strike/>
+              </w:rPr>
+            </w:pPr>
+            <w:r>
+              <w:rPr>
+                <w:strike/>
               </w:rPr>
               <w:t>Photo</w:t>
             </w:r>
             <w:r>
               <w:rPr>
-                <w:highlight w:val="yellow"/>
+                <w:strike/>
               </w:rPr>
               <w:t xml:space="preserve"> (AC Milan</w:t>
             </w:r>
             <w:r>
               <w:rPr>
-                <w:highlight w:val="yellow"/>
+                <w:strike/>
               </w:rPr>
               <w:t>/Leverkusen</w:t>
             </w:r>
             <w:r>
               <w:rPr>
-                <w:highlight w:val="yellow"/>
+                <w:strike/>
               </w:rPr>
               <w:t>)</w:t>
             </w:r>
             <w:r>
               <w:rPr>
-                <w:highlight w:val="yellow"/>
+                <w:strike/>
               </w:rPr>
               <w:t xml:space="preserve"> (dark)</w:t>
             </w:r>
@@ -354,51 +354,51 @@
               </w:numPr>
               <w:ind w:leftChars="0"/>
               <w:rPr>
-                <w:highlight w:val="yellow"/>
+                <w:strike/>
               </w:rPr>
             </w:pPr>
             <w:r>
               <w:rPr>
                 <w:rFonts w:hint="eastAsia"/>
-                <w:highlight w:val="yellow"/>
+                <w:strike/>
               </w:rPr>
               <w:t>S</w:t>
             </w:r>
             <w:r>
               <w:rPr>
-                <w:highlight w:val="yellow"/>
+                <w:strike/>
               </w:rPr>
               <w:t xml:space="preserve">ocial </w:t>
             </w:r>
             <w:r>
               <w:rPr>
-                <w:highlight w:val="yellow"/>
+                <w:strike/>
               </w:rPr>
               <w:t>Media</w:t>
             </w:r>
             <w:r>
               <w:rPr>
-                <w:highlight w:val="yellow"/>
+                <w:strike/>
               </w:rPr>
               <w:t xml:space="preserve"> </w:t>
             </w:r>
             <w:proofErr w:type="spellStart"/>
             <w:r>
               <w:rPr>
-                <w:highlight w:val="yellow"/>
+                <w:strike/>
               </w:rPr>
               <w:t>Iframe</w:t>
             </w:r>
             <w:proofErr w:type="spellEnd"/>
             <w:r>
               <w:rPr>
-                <w:highlight w:val="yellow"/>
+                <w:strike/>
               </w:rPr>
               <w:t xml:space="preserve"> (Leverkusen)</w:t>
             </w:r>
             <w:r>
               <w:rPr>
-                <w:highlight w:val="yellow"/>
+                <w:strike/>
               </w:rPr>
               <w:t xml:space="preserve"> (light)</w:t>
             </w:r>
@@ -417,19 +417,19 @@
             </w:pPr>
             <w:r>
               <w:rPr>
-                <w:highlight w:val="yellow"/>
+                <w:strike/>
               </w:rPr>
               <w:t>Maybe video(Napoli)(</w:t>
             </w:r>
             <w:r>
               <w:rPr>
-                <w:highlight w:val="yellow"/>
+                <w:strike/>
               </w:rPr>
               <w:t xml:space="preserve"> https://youtube.com/playlist?list=PLp_A7BZlpSOetgGxcus9QXXcf5q7pFkv3&amp;si=zDG94tX9cYrlfxcJ</w:t>
             </w:r>
             <w:r>
               <w:rPr>
-                <w:highlight w:val="yellow"/>
+                <w:strike/>
               </w:rPr>
               <w:t>)</w:t>
             </w:r>
